--- a/Fase 2/Evidencias Individuales/Soto_Miguel_2.1_APT122_DiarioReflexionFase2.docx
+++ b/Fase 2/Evidencias Individuales/Soto_Miguel_2.1_APT122_DiarioReflexionFase2.docx
@@ -1,6 +1,6 @@
 
 <file path=word/document.xml><?xml version="1.0" encoding="utf-8"?>
-<w:document xmlns:wpc="http://schemas.microsoft.com/office/word/2010/wordprocessingCanvas" xmlns:cx="http://schemas.microsoft.com/office/drawing/2014/chartex" xmlns:mc="http://schemas.openxmlformats.org/markup-compatibility/2006" xmlns:o="urn:schemas-microsoft-com:office:office" xmlns:r="http://schemas.openxmlformats.org/officeDocument/2006/relationships" xmlns:m="http://schemas.openxmlformats.org/officeDocument/2006/math" xmlns:v="urn:schemas-microsoft-com:vml" xmlns:wp14="http://schemas.microsoft.com/office/word/2010/wordprocessingDrawing" xmlns:wp="http://schemas.openxmlformats.org/drawingml/2006/wordprocessingDrawing" xmlns:w10="urn:schemas-microsoft-com:office:word" xmlns:w="http://schemas.openxmlformats.org/wordprocessingml/2006/main" xmlns:w14="http://schemas.microsoft.com/office/word/2010/wordml" xmlns:w15="http://schemas.microsoft.com/office/word/2012/wordml" xmlns:w16se="http://schemas.microsoft.com/office/word/2015/wordml/symex" xmlns:wpg="http://schemas.microsoft.com/office/word/2010/wordprocessingGroup" xmlns:wpi="http://schemas.microsoft.com/office/word/2010/wordprocessingInk" xmlns:wne="http://schemas.microsoft.com/office/word/2006/wordml" xmlns:wps="http://schemas.microsoft.com/office/word/2010/wordprocessingShape" mc:Ignorable="w14 w15 w16se wp14">
+<w:document xmlns:wpc="http://schemas.microsoft.com/office/word/2010/wordprocessingCanvas" xmlns:cx="http://schemas.microsoft.com/office/drawing/2014/chartex" xmlns:cx1="http://schemas.microsoft.com/office/drawing/2015/9/8/chartex" xmlns:cx2="http://schemas.microsoft.com/office/drawing/2015/10/21/chartex" xmlns:cx3="http://schemas.microsoft.com/office/drawing/2016/5/9/chartex" xmlns:cx4="http://schemas.microsoft.com/office/drawing/2016/5/10/chartex" xmlns:cx5="http://schemas.microsoft.com/office/drawing/2016/5/11/chartex" xmlns:cx6="http://schemas.microsoft.com/office/drawing/2016/5/12/chartex" xmlns:cx7="http://schemas.microsoft.com/office/drawing/2016/5/13/chartex" xmlns:cx8="http://schemas.microsoft.com/office/drawing/2016/5/14/chartex" xmlns:mc="http://schemas.openxmlformats.org/markup-compatibility/2006" xmlns:aink="http://schemas.microsoft.com/office/drawing/2016/ink" xmlns:am3d="http://schemas.microsoft.com/office/drawing/2017/model3d" xmlns:o="urn:schemas-microsoft-com:office:office" xmlns:oel="http://schemas.microsoft.com/office/2019/extlst" xmlns:r="http://schemas.openxmlformats.org/officeDocument/2006/relationships" xmlns:m="http://schemas.openxmlformats.org/officeDocument/2006/math" xmlns:v="urn:schemas-microsoft-com:vml" xmlns:wp14="http://schemas.microsoft.com/office/word/2010/wordprocessingDrawing" xmlns:wp="http://schemas.openxmlformats.org/drawingml/2006/wordprocessingDrawing" xmlns:w10="urn:schemas-microsoft-com:office:word" xmlns:w="http://schemas.openxmlformats.org/wordprocessingml/2006/main" xmlns:w14="http://schemas.microsoft.com/office/word/2010/wordml" xmlns:w15="http://schemas.microsoft.com/office/word/2012/wordml" xmlns:w16cex="http://schemas.microsoft.com/office/word/2018/wordml/cex" xmlns:w16cid="http://schemas.microsoft.com/office/word/2016/wordml/cid" xmlns:w16="http://schemas.microsoft.com/office/word/2018/wordml" xmlns:w16du="http://schemas.microsoft.com/office/word/2023/wordml/word16du" xmlns:w16sdtdh="http://schemas.microsoft.com/office/word/2020/wordml/sdtdatahash" xmlns:w16sdtfl="http://schemas.microsoft.com/office/word/2024/wordml/sdtformatlock" xmlns:w16se="http://schemas.microsoft.com/office/word/2015/wordml/symex" xmlns:wpg="http://schemas.microsoft.com/office/word/2010/wordprocessingGroup" xmlns:wpi="http://schemas.microsoft.com/office/word/2010/wordprocessingInk" xmlns:wne="http://schemas.microsoft.com/office/word/2006/wordml" xmlns:wps="http://schemas.microsoft.com/office/word/2010/wordprocessingShape" mc:Ignorable="w14 w15 w16se w16cid w16 w16cex w16sdtdh w16sdtfl w16du wp14">
   <w:body>
     <w:p/>
     <w:tbl>
@@ -286,7 +286,25 @@
                 <w:sz w:val="24"/>
                 <w:szCs w:val="24"/>
               </w:rPr>
-              <w:t>1. Mira tu carta Gantt y reflexiona sobre los avances de tu Proyecto APT</w:t>
+              <w:t xml:space="preserve">1. Mira </w:t>
+            </w:r>
+            <w:proofErr w:type="spellStart"/>
+            <w:r>
+              <w:rPr>
+                <w:rFonts w:eastAsiaTheme="majorEastAsia"/>
+                <w:sz w:val="24"/>
+                <w:szCs w:val="24"/>
+              </w:rPr>
+              <w:t>tu</w:t>
+            </w:r>
+            <w:proofErr w:type="spellEnd"/>
+            <w:r>
+              <w:rPr>
+                <w:rFonts w:eastAsiaTheme="majorEastAsia"/>
+                <w:sz w:val="24"/>
+                <w:szCs w:val="24"/>
+              </w:rPr>
+              <w:t xml:space="preserve"> carta Gantt y reflexiona sobre los avances de tu Proyecto APT</w:t>
             </w:r>
           </w:p>
         </w:tc>
@@ -341,6 +359,51 @@
                 <w:color w:val="1F4E79" w:themeColor="accent1" w:themeShade="80"/>
               </w:rPr>
             </w:pPr>
+            <w:r>
+              <w:rPr>
+                <w:rFonts w:ascii="Calibri" w:hAnsi="Calibri"/>
+                <w:b/>
+                <w:bCs/>
+                <w:color w:val="1F4E79" w:themeColor="accent1" w:themeShade="80"/>
+              </w:rPr>
+              <w:t xml:space="preserve">R: </w:t>
+            </w:r>
+            <w:r>
+              <w:rPr>
+                <w:rFonts w:ascii="Calibri" w:hAnsi="Calibri"/>
+                <w:b/>
+                <w:bCs/>
+                <w:color w:val="1F4E79" w:themeColor="accent1" w:themeShade="80"/>
+              </w:rPr>
+              <w:t xml:space="preserve">Si hemos podido cumplir con las actividades en los tiempos definidos. </w:t>
+            </w:r>
+            <w:r>
+              <w:rPr>
+                <w:rFonts w:ascii="Calibri" w:hAnsi="Calibri"/>
+                <w:b/>
+                <w:bCs/>
+                <w:color w:val="1F4E79" w:themeColor="accent1" w:themeShade="80"/>
+              </w:rPr>
+              <w:t xml:space="preserve">los factores que han dificultado el desarrollo es la falta de tiempo en conjunto para poder avanzar colaborativamente, pero con esfuerzo de equipo se ha podido concretar todo. Lo que </w:t>
+            </w:r>
+            <w:r>
+              <w:rPr>
+                <w:rFonts w:ascii="Calibri" w:hAnsi="Calibri"/>
+                <w:b/>
+                <w:bCs/>
+                <w:color w:val="1F4E79" w:themeColor="accent1" w:themeShade="80"/>
+              </w:rPr>
+              <w:t>h</w:t>
+            </w:r>
+            <w:r>
+              <w:rPr>
+                <w:rFonts w:ascii="Calibri" w:hAnsi="Calibri"/>
+                <w:b/>
+                <w:bCs/>
+                <w:color w:val="1F4E79" w:themeColor="accent1" w:themeShade="80"/>
+              </w:rPr>
+              <w:t>a facilitado el desarrollo es la experiencia que puede aportar cada integrante del equipo al proyecto.</w:t>
+            </w:r>
           </w:p>
           <w:p>
             <w:pPr>
@@ -477,6 +540,26 @@
                 <w:color w:val="1F4E79" w:themeColor="accent1" w:themeShade="80"/>
               </w:rPr>
             </w:pPr>
+            <w:r>
+              <w:rPr>
+                <w:rFonts w:ascii="Calibri" w:hAnsi="Calibri"/>
+                <w:b/>
+                <w:bCs/>
+                <w:color w:val="1F4E79" w:themeColor="accent1" w:themeShade="80"/>
+              </w:rPr>
+              <w:t>R: La manera que se puede enfrentar las dificultades para el desarrollo es poder realizar reuniones para generar mayor confianza en el equipo y poder coordinar las tareas de cada uno para poder llevar acá un trabajo más concreto y solido.</w:t>
+            </w:r>
+          </w:p>
+          <w:p>
+            <w:pPr>
+              <w:jc w:val="both"/>
+              <w:rPr>
+                <w:rFonts w:ascii="Calibri" w:hAnsi="Calibri"/>
+                <w:b/>
+                <w:bCs/>
+                <w:color w:val="1F4E79" w:themeColor="accent1" w:themeShade="80"/>
+              </w:rPr>
+            </w:pPr>
           </w:p>
           <w:p>
             <w:pPr>
@@ -685,7 +768,6 @@
                 <w:sz w:val="24"/>
                 <w:szCs w:val="24"/>
               </w:rPr>
-              <w:lastRenderedPageBreak/>
               <w:t>¿Cómo evalúas tu</w:t>
             </w:r>
             <w:r>
@@ -742,6 +824,15 @@
                 <w:color w:val="1F4E79" w:themeColor="accent1" w:themeShade="80"/>
               </w:rPr>
             </w:pPr>
+            <w:r>
+              <w:rPr>
+                <w:rFonts w:ascii="Calibri" w:hAnsi="Calibri"/>
+                <w:b/>
+                <w:bCs/>
+                <w:color w:val="1F4E79" w:themeColor="accent1" w:themeShade="80"/>
+              </w:rPr>
+              <w:t>R: Por mi parte creo que he hecho un buen trabajo individual. Lo que podría mejorar es generar más momentos disponibles para poder avanzar sin problemas y no solo 15 o 20 minutos al día por falta de tiempo. Generar un calendario o un itinerario para poder poner mas de mi parte en el proyecto.</w:t>
+            </w:r>
           </w:p>
           <w:p>
             <w:pPr>
@@ -879,6 +970,44 @@
                 <w:color w:val="1F4E79" w:themeColor="accent1" w:themeShade="80"/>
               </w:rPr>
             </w:pPr>
+            <w:r>
+              <w:rPr>
+                <w:rFonts w:ascii="Calibri" w:hAnsi="Calibri"/>
+                <w:b/>
+                <w:bCs/>
+                <w:color w:val="1F4E79" w:themeColor="accent1" w:themeShade="80"/>
+              </w:rPr>
+              <w:t xml:space="preserve">R: Las inquietudes que me quedan son para la presentación final solamente poder poner todo de mi parte para terminar el </w:t>
+            </w:r>
+            <w:proofErr w:type="spellStart"/>
+            <w:r>
+              <w:rPr>
+                <w:rFonts w:ascii="Calibri" w:hAnsi="Calibri"/>
+                <w:b/>
+                <w:bCs/>
+                <w:color w:val="1F4E79" w:themeColor="accent1" w:themeShade="80"/>
+              </w:rPr>
+              <w:t>capstone</w:t>
+            </w:r>
+            <w:proofErr w:type="spellEnd"/>
+            <w:r>
+              <w:rPr>
+                <w:rFonts w:ascii="Calibri" w:hAnsi="Calibri"/>
+                <w:b/>
+                <w:bCs/>
+                <w:color w:val="1F4E79" w:themeColor="accent1" w:themeShade="80"/>
+              </w:rPr>
+              <w:t xml:space="preserve"> final de manera grupal e individual.</w:t>
+            </w:r>
+            <w:r>
+              <w:rPr>
+                <w:rFonts w:ascii="Calibri" w:hAnsi="Calibri"/>
+                <w:b/>
+                <w:bCs/>
+                <w:color w:val="1F4E79" w:themeColor="accent1" w:themeShade="80"/>
+              </w:rPr>
+              <w:t xml:space="preserve"> Hasta el momento no tengo preguntas para el docente y cuando las tengo las consulto con el directamente o con el equipo del proyecto.</w:t>
+            </w:r>
           </w:p>
           <w:p>
             <w:pPr>
@@ -1038,6 +1167,15 @@
                 <w:szCs w:val="24"/>
               </w:rPr>
             </w:pPr>
+            <w:r>
+              <w:rPr>
+                <w:rFonts w:ascii="Calibri" w:hAnsi="Calibri"/>
+                <w:b/>
+                <w:bCs/>
+                <w:color w:val="1F4E79" w:themeColor="accent1" w:themeShade="80"/>
+              </w:rPr>
+              <w:t>R: si, considero que la mejor forma es distribuir las actividades o tareas a los miembros del equipo, con fechas estipuladas, así cuando queden pocos días de la fecha límite, cada uno pueda mostrar sus tareas listas o casi terminadas al resto del equipo para mostrar entre nosotros los avances y así también somos todos participe de las actividades que se hacen de manera individual.</w:t>
+            </w:r>
           </w:p>
           <w:p>
             <w:pPr>
@@ -1139,10 +1277,18 @@
                 <w:sz w:val="24"/>
                 <w:szCs w:val="24"/>
               </w:rPr>
-              <w:t>. APT  grupal</w:t>
+              <w:t xml:space="preserve">. </w:t>
             </w:r>
-            <w:bookmarkStart w:id="0" w:name="_GoBack"/>
-            <w:bookmarkEnd w:id="0"/>
+            <w:proofErr w:type="gramStart"/>
+            <w:r>
+              <w:rPr>
+                <w:rFonts w:eastAsiaTheme="majorEastAsia"/>
+                <w:sz w:val="24"/>
+                <w:szCs w:val="24"/>
+              </w:rPr>
+              <w:t>APT  grupal</w:t>
+            </w:r>
+            <w:proofErr w:type="gramEnd"/>
           </w:p>
         </w:tc>
       </w:tr>
@@ -1172,6 +1318,7 @@
                 <w:sz w:val="24"/>
                 <w:szCs w:val="24"/>
               </w:rPr>
+              <w:lastRenderedPageBreak/>
               <w:t>¿Cómo evalúan el trabajo en grupo? ¿Qué aspectos positivos destacan? ¿Qué aspectos podrían mejorar?</w:t>
             </w:r>
           </w:p>
@@ -1196,6 +1343,15 @@
                 <w:szCs w:val="24"/>
               </w:rPr>
             </w:pPr>
+            <w:r>
+              <w:rPr>
+                <w:rFonts w:ascii="Calibri" w:hAnsi="Calibri"/>
+                <w:b/>
+                <w:bCs/>
+                <w:color w:val="1F4E79" w:themeColor="accent1" w:themeShade="80"/>
+              </w:rPr>
+              <w:t>R: el trabajo en grupo lo evalúo de buena forma ya que como equipo hemos trabajado bien. Los aspectos positivos que destaco son la experiencia del equipo lo cual ha ayudado bastante en avances con mayor rapidez. Los aspectos que se podrían mejorar son la coordinación para poder tener un tiempo para juntarnos o reunirnos vía online, para poder conversar mas sobre el proyecto, avances y distribución de tareas.</w:t>
+            </w:r>
           </w:p>
           <w:p>
             <w:pPr>
@@ -1272,7 +1428,7 @@
 </file>
 
 <file path=word/endnotes.xml><?xml version="1.0" encoding="utf-8"?>
-<w:endnotes xmlns:wpc="http://schemas.microsoft.com/office/word/2010/wordprocessingCanvas" xmlns:cx="http://schemas.microsoft.com/office/drawing/2014/chartex" xmlns:mc="http://schemas.openxmlformats.org/markup-compatibility/2006" xmlns:o="urn:schemas-microsoft-com:office:office" xmlns:r="http://schemas.openxmlformats.org/officeDocument/2006/relationships" xmlns:m="http://schemas.openxmlformats.org/officeDocument/2006/math" xmlns:v="urn:schemas-microsoft-com:vml" xmlns:wp14="http://schemas.microsoft.com/office/word/2010/wordprocessingDrawing" xmlns:wp="http://schemas.openxmlformats.org/drawingml/2006/wordprocessingDrawing" xmlns:w10="urn:schemas-microsoft-com:office:word" xmlns:w="http://schemas.openxmlformats.org/wordprocessingml/2006/main" xmlns:w14="http://schemas.microsoft.com/office/word/2010/wordml" xmlns:w15="http://schemas.microsoft.com/office/word/2012/wordml" xmlns:w16se="http://schemas.microsoft.com/office/word/2015/wordml/symex" xmlns:wpg="http://schemas.microsoft.com/office/word/2010/wordprocessingGroup" xmlns:wpi="http://schemas.microsoft.com/office/word/2010/wordprocessingInk" xmlns:wne="http://schemas.microsoft.com/office/word/2006/wordml" xmlns:wps="http://schemas.microsoft.com/office/word/2010/wordprocessingShape" mc:Ignorable="w14 w15 w16se wp14">
+<w:endnotes xmlns:wpc="http://schemas.microsoft.com/office/word/2010/wordprocessingCanvas" xmlns:cx="http://schemas.microsoft.com/office/drawing/2014/chartex" xmlns:cx1="http://schemas.microsoft.com/office/drawing/2015/9/8/chartex" xmlns:cx2="http://schemas.microsoft.com/office/drawing/2015/10/21/chartex" xmlns:cx3="http://schemas.microsoft.com/office/drawing/2016/5/9/chartex" xmlns:cx4="http://schemas.microsoft.com/office/drawing/2016/5/10/chartex" xmlns:cx5="http://schemas.microsoft.com/office/drawing/2016/5/11/chartex" xmlns:cx6="http://schemas.microsoft.com/office/drawing/2016/5/12/chartex" xmlns:cx7="http://schemas.microsoft.com/office/drawing/2016/5/13/chartex" xmlns:cx8="http://schemas.microsoft.com/office/drawing/2016/5/14/chartex" xmlns:mc="http://schemas.openxmlformats.org/markup-compatibility/2006" xmlns:aink="http://schemas.microsoft.com/office/drawing/2016/ink" xmlns:am3d="http://schemas.microsoft.com/office/drawing/2017/model3d" xmlns:o="urn:schemas-microsoft-com:office:office" xmlns:oel="http://schemas.microsoft.com/office/2019/extlst" xmlns:r="http://schemas.openxmlformats.org/officeDocument/2006/relationships" xmlns:m="http://schemas.openxmlformats.org/officeDocument/2006/math" xmlns:v="urn:schemas-microsoft-com:vml" xmlns:wp14="http://schemas.microsoft.com/office/word/2010/wordprocessingDrawing" xmlns:wp="http://schemas.openxmlformats.org/drawingml/2006/wordprocessingDrawing" xmlns:w10="urn:schemas-microsoft-com:office:word" xmlns:w="http://schemas.openxmlformats.org/wordprocessingml/2006/main" xmlns:w14="http://schemas.microsoft.com/office/word/2010/wordml" xmlns:w15="http://schemas.microsoft.com/office/word/2012/wordml" xmlns:w16cex="http://schemas.microsoft.com/office/word/2018/wordml/cex" xmlns:w16cid="http://schemas.microsoft.com/office/word/2016/wordml/cid" xmlns:w16="http://schemas.microsoft.com/office/word/2018/wordml" xmlns:w16du="http://schemas.microsoft.com/office/word/2023/wordml/word16du" xmlns:w16sdtdh="http://schemas.microsoft.com/office/word/2020/wordml/sdtdatahash" xmlns:w16sdtfl="http://schemas.microsoft.com/office/word/2024/wordml/sdtformatlock" xmlns:w16se="http://schemas.microsoft.com/office/word/2015/wordml/symex" xmlns:wpg="http://schemas.microsoft.com/office/word/2010/wordprocessingGroup" xmlns:wpi="http://schemas.microsoft.com/office/word/2010/wordprocessingInk" xmlns:wne="http://schemas.microsoft.com/office/word/2006/wordml" xmlns:wps="http://schemas.microsoft.com/office/word/2010/wordprocessingShape" mc:Ignorable="w14 w15 w16se w16cid w16 w16cex w16sdtdh w16sdtfl w16du wp14">
   <w:endnote w:type="separator" w:id="-1">
     <w:p>
       <w:pPr>
@@ -1297,7 +1453,7 @@
 </file>
 
 <file path=word/footer1.xml><?xml version="1.0" encoding="utf-8"?>
-<w:ftr xmlns:wpc="http://schemas.microsoft.com/office/word/2010/wordprocessingCanvas" xmlns:cx="http://schemas.microsoft.com/office/drawing/2014/chartex" xmlns:mc="http://schemas.openxmlformats.org/markup-compatibility/2006" xmlns:o="urn:schemas-microsoft-com:office:office" xmlns:r="http://schemas.openxmlformats.org/officeDocument/2006/relationships" xmlns:m="http://schemas.openxmlformats.org/officeDocument/2006/math" xmlns:v="urn:schemas-microsoft-com:vml" xmlns:wp14="http://schemas.microsoft.com/office/word/2010/wordprocessingDrawing" xmlns:wp="http://schemas.openxmlformats.org/drawingml/2006/wordprocessingDrawing" xmlns:w10="urn:schemas-microsoft-com:office:word" xmlns:w="http://schemas.openxmlformats.org/wordprocessingml/2006/main" xmlns:w14="http://schemas.microsoft.com/office/word/2010/wordml" xmlns:w15="http://schemas.microsoft.com/office/word/2012/wordml" xmlns:w16se="http://schemas.microsoft.com/office/word/2015/wordml/symex" xmlns:wpg="http://schemas.microsoft.com/office/word/2010/wordprocessingGroup" xmlns:wpi="http://schemas.microsoft.com/office/word/2010/wordprocessingInk" xmlns:wne="http://schemas.microsoft.com/office/word/2006/wordml" xmlns:wps="http://schemas.microsoft.com/office/word/2010/wordprocessingShape" mc:Ignorable="w14 w15 w16se wp14">
+<w:ftr xmlns:wpc="http://schemas.microsoft.com/office/word/2010/wordprocessingCanvas" xmlns:cx="http://schemas.microsoft.com/office/drawing/2014/chartex" xmlns:cx1="http://schemas.microsoft.com/office/drawing/2015/9/8/chartex" xmlns:cx2="http://schemas.microsoft.com/office/drawing/2015/10/21/chartex" xmlns:cx3="http://schemas.microsoft.com/office/drawing/2016/5/9/chartex" xmlns:cx4="http://schemas.microsoft.com/office/drawing/2016/5/10/chartex" xmlns:cx5="http://schemas.microsoft.com/office/drawing/2016/5/11/chartex" xmlns:cx6="http://schemas.microsoft.com/office/drawing/2016/5/12/chartex" xmlns:cx7="http://schemas.microsoft.com/office/drawing/2016/5/13/chartex" xmlns:cx8="http://schemas.microsoft.com/office/drawing/2016/5/14/chartex" xmlns:mc="http://schemas.openxmlformats.org/markup-compatibility/2006" xmlns:aink="http://schemas.microsoft.com/office/drawing/2016/ink" xmlns:am3d="http://schemas.microsoft.com/office/drawing/2017/model3d" xmlns:o="urn:schemas-microsoft-com:office:office" xmlns:oel="http://schemas.microsoft.com/office/2019/extlst" xmlns:r="http://schemas.openxmlformats.org/officeDocument/2006/relationships" xmlns:m="http://schemas.openxmlformats.org/officeDocument/2006/math" xmlns:v="urn:schemas-microsoft-com:vml" xmlns:wp14="http://schemas.microsoft.com/office/word/2010/wordprocessingDrawing" xmlns:wp="http://schemas.openxmlformats.org/drawingml/2006/wordprocessingDrawing" xmlns:w10="urn:schemas-microsoft-com:office:word" xmlns:w="http://schemas.openxmlformats.org/wordprocessingml/2006/main" xmlns:w14="http://schemas.microsoft.com/office/word/2010/wordml" xmlns:w15="http://schemas.microsoft.com/office/word/2012/wordml" xmlns:w16cex="http://schemas.microsoft.com/office/word/2018/wordml/cex" xmlns:w16cid="http://schemas.microsoft.com/office/word/2016/wordml/cid" xmlns:w16="http://schemas.microsoft.com/office/word/2018/wordml" xmlns:w16du="http://schemas.microsoft.com/office/word/2023/wordml/word16du" xmlns:w16sdtdh="http://schemas.microsoft.com/office/word/2020/wordml/sdtdatahash" xmlns:w16sdtfl="http://schemas.microsoft.com/office/word/2024/wordml/sdtformatlock" xmlns:w16se="http://schemas.microsoft.com/office/word/2015/wordml/symex" xmlns:wpg="http://schemas.microsoft.com/office/word/2010/wordprocessingGroup" xmlns:wpi="http://schemas.microsoft.com/office/word/2010/wordprocessingInk" xmlns:wne="http://schemas.microsoft.com/office/word/2006/wordml" xmlns:wps="http://schemas.microsoft.com/office/word/2010/wordprocessingShape" mc:Ignorable="w14 w15 w16se w16cid w16 w16cex w16sdtdh w16sdtfl w16du wp14">
   <w:sdt>
     <w:sdtPr>
       <w:id w:val="-937982979"/>
@@ -1306,7 +1462,6 @@
         <w:docPartUnique/>
       </w:docPartObj>
     </w:sdtPr>
-    <w:sdtEndPr/>
     <w:sdtContent>
       <w:p>
         <w:pPr>
@@ -1585,7 +1740,7 @@
 </file>
 
 <file path=word/footnotes.xml><?xml version="1.0" encoding="utf-8"?>
-<w:footnotes xmlns:wpc="http://schemas.microsoft.com/office/word/2010/wordprocessingCanvas" xmlns:cx="http://schemas.microsoft.com/office/drawing/2014/chartex" xmlns:mc="http://schemas.openxmlformats.org/markup-compatibility/2006" xmlns:o="urn:schemas-microsoft-com:office:office" xmlns:r="http://schemas.openxmlformats.org/officeDocument/2006/relationships" xmlns:m="http://schemas.openxmlformats.org/officeDocument/2006/math" xmlns:v="urn:schemas-microsoft-com:vml" xmlns:wp14="http://schemas.microsoft.com/office/word/2010/wordprocessingDrawing" xmlns:wp="http://schemas.openxmlformats.org/drawingml/2006/wordprocessingDrawing" xmlns:w10="urn:schemas-microsoft-com:office:word" xmlns:w="http://schemas.openxmlformats.org/wordprocessingml/2006/main" xmlns:w14="http://schemas.microsoft.com/office/word/2010/wordml" xmlns:w15="http://schemas.microsoft.com/office/word/2012/wordml" xmlns:w16se="http://schemas.microsoft.com/office/word/2015/wordml/symex" xmlns:wpg="http://schemas.microsoft.com/office/word/2010/wordprocessingGroup" xmlns:wpi="http://schemas.microsoft.com/office/word/2010/wordprocessingInk" xmlns:wne="http://schemas.microsoft.com/office/word/2006/wordml" xmlns:wps="http://schemas.microsoft.com/office/word/2010/wordprocessingShape" mc:Ignorable="w14 w15 w16se wp14">
+<w:footnotes xmlns:wpc="http://schemas.microsoft.com/office/word/2010/wordprocessingCanvas" xmlns:cx="http://schemas.microsoft.com/office/drawing/2014/chartex" xmlns:cx1="http://schemas.microsoft.com/office/drawing/2015/9/8/chartex" xmlns:cx2="http://schemas.microsoft.com/office/drawing/2015/10/21/chartex" xmlns:cx3="http://schemas.microsoft.com/office/drawing/2016/5/9/chartex" xmlns:cx4="http://schemas.microsoft.com/office/drawing/2016/5/10/chartex" xmlns:cx5="http://schemas.microsoft.com/office/drawing/2016/5/11/chartex" xmlns:cx6="http://schemas.microsoft.com/office/drawing/2016/5/12/chartex" xmlns:cx7="http://schemas.microsoft.com/office/drawing/2016/5/13/chartex" xmlns:cx8="http://schemas.microsoft.com/office/drawing/2016/5/14/chartex" xmlns:mc="http://schemas.openxmlformats.org/markup-compatibility/2006" xmlns:aink="http://schemas.microsoft.com/office/drawing/2016/ink" xmlns:am3d="http://schemas.microsoft.com/office/drawing/2017/model3d" xmlns:o="urn:schemas-microsoft-com:office:office" xmlns:oel="http://schemas.microsoft.com/office/2019/extlst" xmlns:r="http://schemas.openxmlformats.org/officeDocument/2006/relationships" xmlns:m="http://schemas.openxmlformats.org/officeDocument/2006/math" xmlns:v="urn:schemas-microsoft-com:vml" xmlns:wp14="http://schemas.microsoft.com/office/word/2010/wordprocessingDrawing" xmlns:wp="http://schemas.openxmlformats.org/drawingml/2006/wordprocessingDrawing" xmlns:w10="urn:schemas-microsoft-com:office:word" xmlns:w="http://schemas.openxmlformats.org/wordprocessingml/2006/main" xmlns:w14="http://schemas.microsoft.com/office/word/2010/wordml" xmlns:w15="http://schemas.microsoft.com/office/word/2012/wordml" xmlns:w16cex="http://schemas.microsoft.com/office/word/2018/wordml/cex" xmlns:w16cid="http://schemas.microsoft.com/office/word/2016/wordml/cid" xmlns:w16="http://schemas.microsoft.com/office/word/2018/wordml" xmlns:w16du="http://schemas.microsoft.com/office/word/2023/wordml/word16du" xmlns:w16sdtdh="http://schemas.microsoft.com/office/word/2020/wordml/sdtdatahash" xmlns:w16sdtfl="http://schemas.microsoft.com/office/word/2024/wordml/sdtformatlock" xmlns:w16se="http://schemas.microsoft.com/office/word/2015/wordml/symex" xmlns:wpg="http://schemas.microsoft.com/office/word/2010/wordprocessingGroup" xmlns:wpi="http://schemas.microsoft.com/office/word/2010/wordprocessingInk" xmlns:wne="http://schemas.microsoft.com/office/word/2006/wordml" xmlns:wps="http://schemas.microsoft.com/office/word/2010/wordprocessingShape" mc:Ignorable="w14 w15 w16se w16cid w16 w16cex w16sdtdh w16sdtfl w16du wp14">
   <w:footnote w:type="separator" w:id="-1">
     <w:p>
       <w:pPr>
@@ -1610,7 +1765,7 @@
 </file>
 
 <file path=word/header1.xml><?xml version="1.0" encoding="utf-8"?>
-<w:hdr xmlns:wpc="http://schemas.microsoft.com/office/word/2010/wordprocessingCanvas" xmlns:cx="http://schemas.microsoft.com/office/drawing/2014/chartex" xmlns:mc="http://schemas.openxmlformats.org/markup-compatibility/2006" xmlns:o="urn:schemas-microsoft-com:office:office" xmlns:r="http://schemas.openxmlformats.org/officeDocument/2006/relationships" xmlns:m="http://schemas.openxmlformats.org/officeDocument/2006/math" xmlns:v="urn:schemas-microsoft-com:vml" xmlns:wp14="http://schemas.microsoft.com/office/word/2010/wordprocessingDrawing" xmlns:wp="http://schemas.openxmlformats.org/drawingml/2006/wordprocessingDrawing" xmlns:w10="urn:schemas-microsoft-com:office:word" xmlns:w="http://schemas.openxmlformats.org/wordprocessingml/2006/main" xmlns:w14="http://schemas.microsoft.com/office/word/2010/wordml" xmlns:w15="http://schemas.microsoft.com/office/word/2012/wordml" xmlns:w16se="http://schemas.microsoft.com/office/word/2015/wordml/symex" xmlns:wpg="http://schemas.microsoft.com/office/word/2010/wordprocessingGroup" xmlns:wpi="http://schemas.microsoft.com/office/word/2010/wordprocessingInk" xmlns:wne="http://schemas.microsoft.com/office/word/2006/wordml" xmlns:wps="http://schemas.microsoft.com/office/word/2010/wordprocessingShape" mc:Ignorable="w14 w15 w16se wp14">
+<w:hdr xmlns:wpc="http://schemas.microsoft.com/office/word/2010/wordprocessingCanvas" xmlns:cx="http://schemas.microsoft.com/office/drawing/2014/chartex" xmlns:cx1="http://schemas.microsoft.com/office/drawing/2015/9/8/chartex" xmlns:cx2="http://schemas.microsoft.com/office/drawing/2015/10/21/chartex" xmlns:cx3="http://schemas.microsoft.com/office/drawing/2016/5/9/chartex" xmlns:cx4="http://schemas.microsoft.com/office/drawing/2016/5/10/chartex" xmlns:cx5="http://schemas.microsoft.com/office/drawing/2016/5/11/chartex" xmlns:cx6="http://schemas.microsoft.com/office/drawing/2016/5/12/chartex" xmlns:cx7="http://schemas.microsoft.com/office/drawing/2016/5/13/chartex" xmlns:cx8="http://schemas.microsoft.com/office/drawing/2016/5/14/chartex" xmlns:mc="http://schemas.openxmlformats.org/markup-compatibility/2006" xmlns:aink="http://schemas.microsoft.com/office/drawing/2016/ink" xmlns:am3d="http://schemas.microsoft.com/office/drawing/2017/model3d" xmlns:o="urn:schemas-microsoft-com:office:office" xmlns:oel="http://schemas.microsoft.com/office/2019/extlst" xmlns:r="http://schemas.openxmlformats.org/officeDocument/2006/relationships" xmlns:m="http://schemas.openxmlformats.org/officeDocument/2006/math" xmlns:v="urn:schemas-microsoft-com:vml" xmlns:wp14="http://schemas.microsoft.com/office/word/2010/wordprocessingDrawing" xmlns:wp="http://schemas.openxmlformats.org/drawingml/2006/wordprocessingDrawing" xmlns:w10="urn:schemas-microsoft-com:office:word" xmlns:w="http://schemas.openxmlformats.org/wordprocessingml/2006/main" xmlns:w14="http://schemas.microsoft.com/office/word/2010/wordml" xmlns:w15="http://schemas.microsoft.com/office/word/2012/wordml" xmlns:w16cex="http://schemas.microsoft.com/office/word/2018/wordml/cex" xmlns:w16cid="http://schemas.microsoft.com/office/word/2016/wordml/cid" xmlns:w16="http://schemas.microsoft.com/office/word/2018/wordml" xmlns:w16du="http://schemas.microsoft.com/office/word/2023/wordml/word16du" xmlns:w16sdtdh="http://schemas.microsoft.com/office/word/2020/wordml/sdtdatahash" xmlns:w16sdtfl="http://schemas.microsoft.com/office/word/2024/wordml/sdtformatlock" xmlns:w16se="http://schemas.microsoft.com/office/word/2015/wordml/symex" xmlns:wpg="http://schemas.microsoft.com/office/word/2010/wordprocessingGroup" xmlns:wpi="http://schemas.microsoft.com/office/word/2010/wordprocessingInk" xmlns:wne="http://schemas.microsoft.com/office/word/2006/wordml" xmlns:wps="http://schemas.microsoft.com/office/word/2010/wordprocessingShape" mc:Ignorable="w14 w15 w16se w16cid w16 w16cex w16sdtdh w16sdtfl w16du wp14">
   <w:tbl>
     <w:tblPr>
       <w:tblStyle w:val="Tablaconcuadrcula"/>
@@ -1790,7 +1945,7 @@
 </file>
 
 <file path=word/header2.xml><?xml version="1.0" encoding="utf-8"?>
-<w:hdr xmlns:wpc="http://schemas.microsoft.com/office/word/2010/wordprocessingCanvas" xmlns:cx="http://schemas.microsoft.com/office/drawing/2014/chartex" xmlns:mc="http://schemas.openxmlformats.org/markup-compatibility/2006" xmlns:o="urn:schemas-microsoft-com:office:office" xmlns:r="http://schemas.openxmlformats.org/officeDocument/2006/relationships" xmlns:m="http://schemas.openxmlformats.org/officeDocument/2006/math" xmlns:v="urn:schemas-microsoft-com:vml" xmlns:wp14="http://schemas.microsoft.com/office/word/2010/wordprocessingDrawing" xmlns:wp="http://schemas.openxmlformats.org/drawingml/2006/wordprocessingDrawing" xmlns:w10="urn:schemas-microsoft-com:office:word" xmlns:w="http://schemas.openxmlformats.org/wordprocessingml/2006/main" xmlns:w14="http://schemas.microsoft.com/office/word/2010/wordml" xmlns:w15="http://schemas.microsoft.com/office/word/2012/wordml" xmlns:w16se="http://schemas.microsoft.com/office/word/2015/wordml/symex" xmlns:wpg="http://schemas.microsoft.com/office/word/2010/wordprocessingGroup" xmlns:wpi="http://schemas.microsoft.com/office/word/2010/wordprocessingInk" xmlns:wne="http://schemas.microsoft.com/office/word/2006/wordml" xmlns:wps="http://schemas.microsoft.com/office/word/2010/wordprocessingShape" mc:Ignorable="w14 w15 w16se wp14">
+<w:hdr xmlns:wpc="http://schemas.microsoft.com/office/word/2010/wordprocessingCanvas" xmlns:cx="http://schemas.microsoft.com/office/drawing/2014/chartex" xmlns:cx1="http://schemas.microsoft.com/office/drawing/2015/9/8/chartex" xmlns:cx2="http://schemas.microsoft.com/office/drawing/2015/10/21/chartex" xmlns:cx3="http://schemas.microsoft.com/office/drawing/2016/5/9/chartex" xmlns:cx4="http://schemas.microsoft.com/office/drawing/2016/5/10/chartex" xmlns:cx5="http://schemas.microsoft.com/office/drawing/2016/5/11/chartex" xmlns:cx6="http://schemas.microsoft.com/office/drawing/2016/5/12/chartex" xmlns:cx7="http://schemas.microsoft.com/office/drawing/2016/5/13/chartex" xmlns:cx8="http://schemas.microsoft.com/office/drawing/2016/5/14/chartex" xmlns:mc="http://schemas.openxmlformats.org/markup-compatibility/2006" xmlns:aink="http://schemas.microsoft.com/office/drawing/2016/ink" xmlns:am3d="http://schemas.microsoft.com/office/drawing/2017/model3d" xmlns:o="urn:schemas-microsoft-com:office:office" xmlns:oel="http://schemas.microsoft.com/office/2019/extlst" xmlns:r="http://schemas.openxmlformats.org/officeDocument/2006/relationships" xmlns:m="http://schemas.openxmlformats.org/officeDocument/2006/math" xmlns:v="urn:schemas-microsoft-com:vml" xmlns:wp14="http://schemas.microsoft.com/office/word/2010/wordprocessingDrawing" xmlns:wp="http://schemas.openxmlformats.org/drawingml/2006/wordprocessingDrawing" xmlns:w10="urn:schemas-microsoft-com:office:word" xmlns:w="http://schemas.openxmlformats.org/wordprocessingml/2006/main" xmlns:w14="http://schemas.microsoft.com/office/word/2010/wordml" xmlns:w15="http://schemas.microsoft.com/office/word/2012/wordml" xmlns:w16cex="http://schemas.microsoft.com/office/word/2018/wordml/cex" xmlns:w16cid="http://schemas.microsoft.com/office/word/2016/wordml/cid" xmlns:w16="http://schemas.microsoft.com/office/word/2018/wordml" xmlns:w16du="http://schemas.microsoft.com/office/word/2023/wordml/word16du" xmlns:w16sdtdh="http://schemas.microsoft.com/office/word/2020/wordml/sdtdatahash" xmlns:w16sdtfl="http://schemas.microsoft.com/office/word/2024/wordml/sdtformatlock" xmlns:w16se="http://schemas.microsoft.com/office/word/2015/wordml/symex" xmlns:wpg="http://schemas.microsoft.com/office/word/2010/wordprocessingGroup" xmlns:wpi="http://schemas.microsoft.com/office/word/2010/wordprocessingInk" xmlns:wne="http://schemas.microsoft.com/office/word/2006/wordml" xmlns:wps="http://schemas.microsoft.com/office/word/2010/wordprocessingShape" mc:Ignorable="w14 w15 w16se w16cid w16 w16cex w16sdtdh w16sdtfl w16du wp14">
   <w:tbl>
     <w:tblPr>
       <w:tblStyle w:val="Tablaconcuadrcula"/>
@@ -2065,7 +2220,7 @@
 </file>
 
 <file path=word/numbering.xml><?xml version="1.0" encoding="utf-8"?>
-<w:numbering xmlns:wpc="http://schemas.microsoft.com/office/word/2010/wordprocessingCanvas" xmlns:cx="http://schemas.microsoft.com/office/drawing/2014/chartex" xmlns:mc="http://schemas.openxmlformats.org/markup-compatibility/2006" xmlns:o="urn:schemas-microsoft-com:office:office" xmlns:r="http://schemas.openxmlformats.org/officeDocument/2006/relationships" xmlns:m="http://schemas.openxmlformats.org/officeDocument/2006/math" xmlns:v="urn:schemas-microsoft-com:vml" xmlns:wp14="http://schemas.microsoft.com/office/word/2010/wordprocessingDrawing" xmlns:wp="http://schemas.openxmlformats.org/drawingml/2006/wordprocessingDrawing" xmlns:w10="urn:schemas-microsoft-com:office:word" xmlns:w="http://schemas.openxmlformats.org/wordprocessingml/2006/main" xmlns:w14="http://schemas.microsoft.com/office/word/2010/wordml" xmlns:w15="http://schemas.microsoft.com/office/word/2012/wordml" xmlns:w16se="http://schemas.microsoft.com/office/word/2015/wordml/symex" xmlns:wpg="http://schemas.microsoft.com/office/word/2010/wordprocessingGroup" xmlns:wpi="http://schemas.microsoft.com/office/word/2010/wordprocessingInk" xmlns:wne="http://schemas.microsoft.com/office/word/2006/wordml" xmlns:wps="http://schemas.microsoft.com/office/word/2010/wordprocessingShape" mc:Ignorable="w14 w15 w16se wp14">
+<w:numbering xmlns:wpc="http://schemas.microsoft.com/office/word/2010/wordprocessingCanvas" xmlns:cx="http://schemas.microsoft.com/office/drawing/2014/chartex" xmlns:cx1="http://schemas.microsoft.com/office/drawing/2015/9/8/chartex" xmlns:cx2="http://schemas.microsoft.com/office/drawing/2015/10/21/chartex" xmlns:cx3="http://schemas.microsoft.com/office/drawing/2016/5/9/chartex" xmlns:cx4="http://schemas.microsoft.com/office/drawing/2016/5/10/chartex" xmlns:cx5="http://schemas.microsoft.com/office/drawing/2016/5/11/chartex" xmlns:cx6="http://schemas.microsoft.com/office/drawing/2016/5/12/chartex" xmlns:cx7="http://schemas.microsoft.com/office/drawing/2016/5/13/chartex" xmlns:cx8="http://schemas.microsoft.com/office/drawing/2016/5/14/chartex" xmlns:mc="http://schemas.openxmlformats.org/markup-compatibility/2006" xmlns:aink="http://schemas.microsoft.com/office/drawing/2016/ink" xmlns:am3d="http://schemas.microsoft.com/office/drawing/2017/model3d" xmlns:o="urn:schemas-microsoft-com:office:office" xmlns:oel="http://schemas.microsoft.com/office/2019/extlst" xmlns:r="http://schemas.openxmlformats.org/officeDocument/2006/relationships" xmlns:m="http://schemas.openxmlformats.org/officeDocument/2006/math" xmlns:v="urn:schemas-microsoft-com:vml" xmlns:wp14="http://schemas.microsoft.com/office/word/2010/wordprocessingDrawing" xmlns:wp="http://schemas.openxmlformats.org/drawingml/2006/wordprocessingDrawing" xmlns:w10="urn:schemas-microsoft-com:office:word" xmlns:w="http://schemas.openxmlformats.org/wordprocessingml/2006/main" xmlns:w14="http://schemas.microsoft.com/office/word/2010/wordml" xmlns:w15="http://schemas.microsoft.com/office/word/2012/wordml" xmlns:w16cex="http://schemas.microsoft.com/office/word/2018/wordml/cex" xmlns:w16cid="http://schemas.microsoft.com/office/word/2016/wordml/cid" xmlns:w16="http://schemas.microsoft.com/office/word/2018/wordml" xmlns:w16du="http://schemas.microsoft.com/office/word/2023/wordml/word16du" xmlns:w16sdtdh="http://schemas.microsoft.com/office/word/2020/wordml/sdtdatahash" xmlns:w16sdtfl="http://schemas.microsoft.com/office/word/2024/wordml/sdtformatlock" xmlns:w16se="http://schemas.microsoft.com/office/word/2015/wordml/symex" xmlns:wpg="http://schemas.microsoft.com/office/word/2010/wordprocessingGroup" xmlns:wpi="http://schemas.microsoft.com/office/word/2010/wordprocessingInk" xmlns:wne="http://schemas.microsoft.com/office/word/2006/wordml" xmlns:wps="http://schemas.microsoft.com/office/word/2010/wordprocessingShape" mc:Ignorable="w14 w15 w16se w16cid w16 w16cex w16sdtdh w16sdtfl w16du wp14">
   <w:abstractNum w:abstractNumId="0" w15:restartNumberingAfterBreak="0">
     <w:nsid w:val="049156A1"/>
     <w:multiLevelType w:val="hybridMultilevel"/>
@@ -6639,124 +6794,124 @@
       </w:rPr>
     </w:lvl>
   </w:abstractNum>
-  <w:num w:numId="1">
+  <w:num w:numId="1" w16cid:durableId="231817706">
     <w:abstractNumId w:val="3"/>
   </w:num>
-  <w:num w:numId="2">
+  <w:num w:numId="2" w16cid:durableId="146291899">
     <w:abstractNumId w:val="8"/>
   </w:num>
-  <w:num w:numId="3">
+  <w:num w:numId="3" w16cid:durableId="2147236645">
     <w:abstractNumId w:val="12"/>
   </w:num>
-  <w:num w:numId="4">
+  <w:num w:numId="4" w16cid:durableId="215240634">
     <w:abstractNumId w:val="28"/>
   </w:num>
-  <w:num w:numId="5">
+  <w:num w:numId="5" w16cid:durableId="1382823855">
     <w:abstractNumId w:val="30"/>
   </w:num>
-  <w:num w:numId="6">
+  <w:num w:numId="6" w16cid:durableId="1808891795">
     <w:abstractNumId w:val="4"/>
   </w:num>
-  <w:num w:numId="7">
+  <w:num w:numId="7" w16cid:durableId="1651443548">
     <w:abstractNumId w:val="11"/>
   </w:num>
-  <w:num w:numId="8">
+  <w:num w:numId="8" w16cid:durableId="1783920781">
     <w:abstractNumId w:val="19"/>
   </w:num>
-  <w:num w:numId="9">
+  <w:num w:numId="9" w16cid:durableId="391927248">
     <w:abstractNumId w:val="15"/>
   </w:num>
-  <w:num w:numId="10">
+  <w:num w:numId="10" w16cid:durableId="868177240">
     <w:abstractNumId w:val="9"/>
   </w:num>
-  <w:num w:numId="11">
+  <w:num w:numId="11" w16cid:durableId="1650590885">
     <w:abstractNumId w:val="24"/>
   </w:num>
-  <w:num w:numId="12">
+  <w:num w:numId="12" w16cid:durableId="1569723957">
     <w:abstractNumId w:val="35"/>
   </w:num>
-  <w:num w:numId="13">
+  <w:num w:numId="13" w16cid:durableId="1794857959">
     <w:abstractNumId w:val="29"/>
   </w:num>
-  <w:num w:numId="14">
+  <w:num w:numId="14" w16cid:durableId="656961299">
     <w:abstractNumId w:val="1"/>
   </w:num>
-  <w:num w:numId="15">
+  <w:num w:numId="15" w16cid:durableId="329794211">
     <w:abstractNumId w:val="36"/>
   </w:num>
-  <w:num w:numId="16">
+  <w:num w:numId="16" w16cid:durableId="228031726">
     <w:abstractNumId w:val="21"/>
   </w:num>
-  <w:num w:numId="17">
+  <w:num w:numId="17" w16cid:durableId="1056663296">
     <w:abstractNumId w:val="17"/>
   </w:num>
-  <w:num w:numId="18">
+  <w:num w:numId="18" w16cid:durableId="4017960">
     <w:abstractNumId w:val="31"/>
   </w:num>
-  <w:num w:numId="19">
+  <w:num w:numId="19" w16cid:durableId="60294919">
     <w:abstractNumId w:val="10"/>
   </w:num>
-  <w:num w:numId="20">
+  <w:num w:numId="20" w16cid:durableId="1466311182">
     <w:abstractNumId w:val="39"/>
   </w:num>
-  <w:num w:numId="21">
+  <w:num w:numId="21" w16cid:durableId="235165467">
     <w:abstractNumId w:val="34"/>
   </w:num>
-  <w:num w:numId="22">
+  <w:num w:numId="22" w16cid:durableId="1218473252">
     <w:abstractNumId w:val="13"/>
   </w:num>
-  <w:num w:numId="23">
+  <w:num w:numId="23" w16cid:durableId="1870802481">
     <w:abstractNumId w:val="14"/>
   </w:num>
-  <w:num w:numId="24">
+  <w:num w:numId="24" w16cid:durableId="2020964900">
     <w:abstractNumId w:val="5"/>
   </w:num>
-  <w:num w:numId="25">
+  <w:num w:numId="25" w16cid:durableId="6442278">
     <w:abstractNumId w:val="16"/>
   </w:num>
-  <w:num w:numId="26">
+  <w:num w:numId="26" w16cid:durableId="1208252514">
     <w:abstractNumId w:val="20"/>
   </w:num>
-  <w:num w:numId="27">
+  <w:num w:numId="27" w16cid:durableId="620378113">
     <w:abstractNumId w:val="23"/>
   </w:num>
-  <w:num w:numId="28">
+  <w:num w:numId="28" w16cid:durableId="516621004">
     <w:abstractNumId w:val="0"/>
   </w:num>
-  <w:num w:numId="29">
+  <w:num w:numId="29" w16cid:durableId="1743915329">
     <w:abstractNumId w:val="18"/>
   </w:num>
-  <w:num w:numId="30">
+  <w:num w:numId="30" w16cid:durableId="557320681">
     <w:abstractNumId w:val="22"/>
   </w:num>
-  <w:num w:numId="31">
+  <w:num w:numId="31" w16cid:durableId="1854607634">
     <w:abstractNumId w:val="2"/>
   </w:num>
-  <w:num w:numId="32">
+  <w:num w:numId="32" w16cid:durableId="594480776">
     <w:abstractNumId w:val="7"/>
   </w:num>
-  <w:num w:numId="33">
+  <w:num w:numId="33" w16cid:durableId="838082747">
     <w:abstractNumId w:val="32"/>
   </w:num>
-  <w:num w:numId="34">
+  <w:num w:numId="34" w16cid:durableId="1347094381">
     <w:abstractNumId w:val="38"/>
   </w:num>
-  <w:num w:numId="35">
+  <w:num w:numId="35" w16cid:durableId="1852987630">
     <w:abstractNumId w:val="6"/>
   </w:num>
-  <w:num w:numId="36">
+  <w:num w:numId="36" w16cid:durableId="1279531684">
     <w:abstractNumId w:val="25"/>
   </w:num>
-  <w:num w:numId="37">
+  <w:num w:numId="37" w16cid:durableId="2027098267">
     <w:abstractNumId w:val="37"/>
   </w:num>
-  <w:num w:numId="38">
+  <w:num w:numId="38" w16cid:durableId="1816144005">
     <w:abstractNumId w:val="27"/>
   </w:num>
-  <w:num w:numId="39">
+  <w:num w:numId="39" w16cid:durableId="2122912021">
     <w:abstractNumId w:val="26"/>
   </w:num>
-  <w:num w:numId="40">
+  <w:num w:numId="40" w16cid:durableId="1081415851">
     <w:abstractNumId w:val="33"/>
   </w:num>
   <w:numIdMacAtCleanup w:val="18"/>
@@ -6764,7 +6919,7 @@
 </file>
 
 <file path=word/styles.xml><?xml version="1.0" encoding="utf-8"?>
-<w:styles xmlns:mc="http://schemas.openxmlformats.org/markup-compatibility/2006" xmlns:r="http://schemas.openxmlformats.org/officeDocument/2006/relationships" xmlns:w="http://schemas.openxmlformats.org/wordprocessingml/2006/main" xmlns:w14="http://schemas.microsoft.com/office/word/2010/wordml" xmlns:w15="http://schemas.microsoft.com/office/word/2012/wordml" xmlns:w16se="http://schemas.microsoft.com/office/word/2015/wordml/symex" mc:Ignorable="w14 w15 w16se">
+<w:styles xmlns:mc="http://schemas.openxmlformats.org/markup-compatibility/2006" xmlns:r="http://schemas.openxmlformats.org/officeDocument/2006/relationships" xmlns:w="http://schemas.openxmlformats.org/wordprocessingml/2006/main" xmlns:w14="http://schemas.microsoft.com/office/word/2010/wordml" xmlns:w15="http://schemas.microsoft.com/office/word/2012/wordml" xmlns:w16cex="http://schemas.microsoft.com/office/word/2018/wordml/cex" xmlns:w16cid="http://schemas.microsoft.com/office/word/2016/wordml/cid" xmlns:w16="http://schemas.microsoft.com/office/word/2018/wordml" xmlns:w16du="http://schemas.microsoft.com/office/word/2023/wordml/word16du" xmlns:w16sdtdh="http://schemas.microsoft.com/office/word/2020/wordml/sdtdatahash" xmlns:w16sdtfl="http://schemas.microsoft.com/office/word/2024/wordml/sdtformatlock" xmlns:w16se="http://schemas.microsoft.com/office/word/2015/wordml/symex" mc:Ignorable="w14 w15 w16se w16cid w16 w16cex w16sdtdh w16sdtfl w16du">
   <w:docDefaults>
     <w:rPrDefault>
       <w:rPr>
@@ -6780,7 +6935,7 @@
       </w:pPr>
     </w:pPrDefault>
   </w:docDefaults>
-  <w:latentStyles w:defLockedState="0" w:defUIPriority="99" w:defSemiHidden="0" w:defUnhideWhenUsed="0" w:defQFormat="0" w:count="371">
+  <w:latentStyles w:defLockedState="0" w:defUIPriority="99" w:defSemiHidden="0" w:defUnhideWhenUsed="0" w:defQFormat="0" w:count="376">
     <w:lsdException w:name="Normal" w:uiPriority="0" w:qFormat="1"/>
     <w:lsdException w:name="heading 1" w:uiPriority="9" w:qFormat="1"/>
     <w:lsdException w:name="heading 2" w:semiHidden="1" w:uiPriority="9" w:unhideWhenUsed="1" w:qFormat="1"/>
@@ -7152,6 +7307,11 @@
     <w:lsdException w:name="List Table 5 Dark Accent 6" w:uiPriority="50"/>
     <w:lsdException w:name="List Table 6 Colorful Accent 6" w:uiPriority="51"/>
     <w:lsdException w:name="List Table 7 Colorful Accent 6" w:uiPriority="52"/>
+    <w:lsdException w:name="Mention" w:semiHidden="1" w:unhideWhenUsed="1"/>
+    <w:lsdException w:name="Smart Hyperlink" w:semiHidden="1" w:unhideWhenUsed="1"/>
+    <w:lsdException w:name="Hashtag" w:semiHidden="1" w:unhideWhenUsed="1"/>
+    <w:lsdException w:name="Unresolved Mention" w:semiHidden="1" w:unhideWhenUsed="1"/>
+    <w:lsdException w:name="Smart Link" w:semiHidden="1" w:unhideWhenUsed="1"/>
   </w:latentStyles>
   <w:style w:type="paragraph" w:default="1" w:styleId="Normal">
     <w:name w:val="Normal"/>
@@ -8135,7 +8295,7 @@
       <w:szCs w:val="24"/>
     </w:rPr>
   </w:style>
-  <w:style w:type="table" w:styleId="Cuadrculadetablaclara">
+  <w:style w:type="table" w:styleId="Tablaconcuadrculaclara">
     <w:name w:val="Grid Table Light"/>
     <w:basedOn w:val="Tablanormal"/>
     <w:uiPriority w:val="40"/>
@@ -8157,7 +8317,7 @@
   <w:style w:type="table" w:customStyle="1" w:styleId="Cuadrculadetablaclara1">
     <w:name w:val="Cuadrícula de tabla clara1"/>
     <w:basedOn w:val="Tablanormal"/>
-    <w:next w:val="Cuadrculadetablaclara"/>
+    <w:next w:val="Tablaconcuadrculaclara"/>
     <w:uiPriority w:val="40"/>
     <w:rsid w:val="00943DF1"/>
     <w:pPr>
@@ -8198,7 +8358,7 @@
       <w:spacing w:after="0" w:line="240" w:lineRule="auto"/>
     </w:pPr>
   </w:style>
-  <w:style w:type="character" w:styleId="Textoennegrita">
+  <w:style w:type="character" w:styleId="Fuerte">
     <w:name w:val="Strong"/>
     <w:basedOn w:val="Fuentedeprrafopredeter"/>
     <w:uiPriority w:val="22"/>
@@ -8210,532 +8370,6 @@
     </w:rPr>
   </w:style>
 </w:styles>
-</file>
-
-<file path=word/glossary/document.xml><?xml version="1.0" encoding="utf-8"?>
-<w:glossaryDocument xmlns:wpc="http://schemas.microsoft.com/office/word/2010/wordprocessingCanvas" xmlns:cx="http://schemas.microsoft.com/office/drawing/2014/chartex" xmlns:mc="http://schemas.openxmlformats.org/markup-compatibility/2006" xmlns:o="urn:schemas-microsoft-com:office:office" xmlns:r="http://schemas.openxmlformats.org/officeDocument/2006/relationships" xmlns:m="http://schemas.openxmlformats.org/officeDocument/2006/math" xmlns:v="urn:schemas-microsoft-com:vml" xmlns:wp14="http://schemas.microsoft.com/office/word/2010/wordprocessingDrawing" xmlns:wp="http://schemas.openxmlformats.org/drawingml/2006/wordprocessingDrawing" xmlns:w10="urn:schemas-microsoft-com:office:word" xmlns:w="http://schemas.openxmlformats.org/wordprocessingml/2006/main" xmlns:w14="http://schemas.microsoft.com/office/word/2010/wordml" xmlns:w15="http://schemas.microsoft.com/office/word/2012/wordml" xmlns:w16se="http://schemas.microsoft.com/office/word/2015/wordml/symex" xmlns:wpg="http://schemas.microsoft.com/office/word/2010/wordprocessingGroup" xmlns:wpi="http://schemas.microsoft.com/office/word/2010/wordprocessingInk" xmlns:wne="http://schemas.microsoft.com/office/word/2006/wordml" xmlns:wps="http://schemas.microsoft.com/office/word/2010/wordprocessingShape" mc:Ignorable="w14 w15 w16se wp14"/>
-</file>
-
-<file path=word/glossary/fontTable.xml><?xml version="1.0" encoding="utf-8"?>
-<w:fonts xmlns:mc="http://schemas.openxmlformats.org/markup-compatibility/2006" xmlns:r="http://schemas.openxmlformats.org/officeDocument/2006/relationships" xmlns:w="http://schemas.openxmlformats.org/wordprocessingml/2006/main" xmlns:w14="http://schemas.microsoft.com/office/word/2010/wordml" xmlns:w15="http://schemas.microsoft.com/office/word/2012/wordml" xmlns:w16se="http://schemas.microsoft.com/office/word/2015/wordml/symex" mc:Ignorable="w14 w15 w16se">
-  <w:font w:name="Calibri">
-    <w:panose1 w:val="020F0502020204030204"/>
-    <w:charset w:val="00"/>
-    <w:family w:val="swiss"/>
-    <w:pitch w:val="variable"/>
-    <w:sig w:usb0="E4002EFF" w:usb1="C000247B" w:usb2="00000009" w:usb3="00000000" w:csb0="000001FF" w:csb1="00000000"/>
-  </w:font>
-  <w:font w:name="Times New Roman">
-    <w:panose1 w:val="02020603050405020304"/>
-    <w:charset w:val="00"/>
-    <w:family w:val="roman"/>
-    <w:pitch w:val="variable"/>
-    <w:sig w:usb0="E0002EFF" w:usb1="C000785B" w:usb2="00000009" w:usb3="00000000" w:csb0="000001FF" w:csb1="00000000"/>
-  </w:font>
-  <w:font w:name="Courier New">
-    <w:panose1 w:val="02070309020205020404"/>
-    <w:charset w:val="00"/>
-    <w:family w:val="modern"/>
-    <w:pitch w:val="fixed"/>
-    <w:sig w:usb0="E0002EFF" w:usb1="C0007843" w:usb2="00000009" w:usb3="00000000" w:csb0="000001FF" w:csb1="00000000"/>
-  </w:font>
-  <w:font w:name="Wingdings">
-    <w:panose1 w:val="05000000000000000000"/>
-    <w:charset w:val="02"/>
-    <w:family w:val="auto"/>
-    <w:pitch w:val="variable"/>
-    <w:sig w:usb0="00000000" w:usb1="10000000" w:usb2="00000000" w:usb3="00000000" w:csb0="80000000" w:csb1="00000000"/>
-  </w:font>
-  <w:font w:name="Symbol">
-    <w:panose1 w:val="05050102010706020507"/>
-    <w:charset w:val="02"/>
-    <w:family w:val="roman"/>
-    <w:pitch w:val="variable"/>
-    <w:sig w:usb0="00000000" w:usb1="10000000" w:usb2="00000000" w:usb3="00000000" w:csb0="80000000" w:csb1="00000000"/>
-  </w:font>
-  <w:font w:name="Calibri Light">
-    <w:panose1 w:val="020F0302020204030204"/>
-    <w:charset w:val="00"/>
-    <w:family w:val="swiss"/>
-    <w:pitch w:val="variable"/>
-    <w:sig w:usb0="E4002EFF" w:usb1="C000247B" w:usb2="00000009" w:usb3="00000000" w:csb0="000001FF" w:csb1="00000000"/>
-  </w:font>
-  <w:font w:name="Segoe UI">
-    <w:panose1 w:val="020B0502040204020203"/>
-    <w:charset w:val="00"/>
-    <w:family w:val="swiss"/>
-    <w:pitch w:val="variable"/>
-    <w:sig w:usb0="E4002EFF" w:usb1="C000E47F" w:usb2="00000009" w:usb3="00000000" w:csb0="000001FF" w:csb1="00000000"/>
-  </w:font>
-  <w:font w:name="Century Gothic">
-    <w:panose1 w:val="020B0502020202020204"/>
-    <w:charset w:val="00"/>
-    <w:family w:val="swiss"/>
-    <w:pitch w:val="variable"/>
-    <w:sig w:usb0="00000287" w:usb1="00000000" w:usb2="00000000" w:usb3="00000000" w:csb0="0000009F" w:csb1="00000000"/>
-  </w:font>
-</w:fonts>
-</file>
-
-<file path=word/glossary/settings.xml><?xml version="1.0" encoding="utf-8"?>
-<w:settings xmlns:mc="http://schemas.openxmlformats.org/markup-compatibility/2006" xmlns:o="urn:schemas-microsoft-com:office:office" xmlns:r="http://schemas.openxmlformats.org/officeDocument/2006/relationships" xmlns:m="http://schemas.openxmlformats.org/officeDocument/2006/math" xmlns:v="urn:schemas-microsoft-com:vml" xmlns:w10="urn:schemas-microsoft-com:office:word" xmlns:w="http://schemas.openxmlformats.org/wordprocessingml/2006/main" xmlns:w14="http://schemas.microsoft.com/office/word/2010/wordml" xmlns:w15="http://schemas.microsoft.com/office/word/2012/wordml" xmlns:w16se="http://schemas.microsoft.com/office/word/2015/wordml/symex" xmlns:sl="http://schemas.openxmlformats.org/schemaLibrary/2006/main" mc:Ignorable="w14 w15 w16se">
-  <w:defaultTabStop w:val="708"/>
-  <w:hyphenationZone w:val="425"/>
-  <w:characterSpacingControl w:val="doNotCompress"/>
-  <w:compat>
-    <w:useFELayout/>
-    <w:compatSetting w:name="compatibilityMode" w:uri="http://schemas.microsoft.com/office/word" w:val="12"/>
-  </w:compat>
-  <w:rsids>
-    <w:rsidRoot w:val="008F14D6"/>
-    <w:rsid w:val="008F14D6"/>
-  </w:rsids>
-  <m:mathPr>
-    <m:mathFont m:val="Cambria Math"/>
-    <m:brkBin m:val="before"/>
-    <m:brkBinSub m:val="--"/>
-    <m:smallFrac m:val="0"/>
-    <m:dispDef/>
-    <m:lMargin m:val="0"/>
-    <m:rMargin m:val="0"/>
-    <m:defJc m:val="centerGroup"/>
-    <m:wrapIndent m:val="1440"/>
-    <m:intLim m:val="subSup"/>
-    <m:naryLim m:val="undOvr"/>
-  </m:mathPr>
-  <w:themeFontLang w:val="es-CL"/>
-  <w:clrSchemeMapping w:bg1="light1" w:t1="dark1" w:bg2="light2" w:t2="dark2" w:accent1="accent1" w:accent2="accent2" w:accent3="accent3" w:accent4="accent4" w:accent5="accent5" w:accent6="accent6" w:hyperlink="hyperlink" w:followedHyperlink="followedHyperlink"/>
-  <w:decimalSymbol w:val=","/>
-  <w:listSeparator w:val=";"/>
-</w:settings>
-</file>
-
-<file path=word/glossary/styles.xml><?xml version="1.0" encoding="utf-8"?>
-<w:styles xmlns:mc="http://schemas.openxmlformats.org/markup-compatibility/2006" xmlns:r="http://schemas.openxmlformats.org/officeDocument/2006/relationships" xmlns:w="http://schemas.openxmlformats.org/wordprocessingml/2006/main" xmlns:w14="http://schemas.microsoft.com/office/word/2010/wordml" xmlns:w15="http://schemas.microsoft.com/office/word/2012/wordml" xmlns:w16se="http://schemas.microsoft.com/office/word/2015/wordml/symex" mc:Ignorable="w14 w15 w16se">
-  <w:docDefaults>
-    <w:rPrDefault>
-      <w:rPr>
-        <w:rFonts w:asciiTheme="minorHAnsi" w:eastAsiaTheme="minorEastAsia" w:hAnsiTheme="minorHAnsi" w:cstheme="minorBidi"/>
-        <w:sz w:val="22"/>
-        <w:szCs w:val="22"/>
-        <w:lang w:val="es-CL" w:eastAsia="es-CL" w:bidi="ar-SA"/>
-      </w:rPr>
-    </w:rPrDefault>
-    <w:pPrDefault>
-      <w:pPr>
-        <w:spacing w:after="160" w:line="259" w:lineRule="auto"/>
-      </w:pPr>
-    </w:pPrDefault>
-  </w:docDefaults>
-  <w:latentStyles w:defLockedState="0" w:defUIPriority="99" w:defSemiHidden="0" w:defUnhideWhenUsed="0" w:defQFormat="0" w:count="371">
-    <w:lsdException w:name="Normal" w:uiPriority="0" w:qFormat="1"/>
-    <w:lsdException w:name="heading 1" w:uiPriority="9" w:qFormat="1"/>
-    <w:lsdException w:name="heading 2" w:semiHidden="1" w:uiPriority="9" w:unhideWhenUsed="1" w:qFormat="1"/>
-    <w:lsdException w:name="heading 3" w:semiHidden="1" w:uiPriority="9" w:unhideWhenUsed="1" w:qFormat="1"/>
-    <w:lsdException w:name="heading 4" w:semiHidden="1" w:uiPriority="9" w:unhideWhenUsed="1" w:qFormat="1"/>
-    <w:lsdException w:name="heading 5" w:semiHidden="1" w:uiPriority="9" w:unhideWhenUsed="1" w:qFormat="1"/>
-    <w:lsdException w:name="heading 6" w:semiHidden="1" w:uiPriority="9" w:unhideWhenUsed="1" w:qFormat="1"/>
-    <w:lsdException w:name="heading 7" w:semiHidden="1" w:uiPriority="9" w:unhideWhenUsed="1" w:qFormat="1"/>
-    <w:lsdException w:name="heading 8" w:semiHidden="1" w:uiPriority="9" w:unhideWhenUsed="1" w:qFormat="1"/>
-    <w:lsdException w:name="heading 9" w:semiHidden="1" w:uiPriority="9" w:unhideWhenUsed="1" w:qFormat="1"/>
-    <w:lsdException w:name="index 1" w:semiHidden="1" w:unhideWhenUsed="1"/>
-    <w:lsdException w:name="index 2" w:semiHidden="1" w:unhideWhenUsed="1"/>
-    <w:lsdException w:name="index 3" w:semiHidden="1" w:unhideWhenUsed="1"/>
-    <w:lsdException w:name="index 4" w:semiHidden="1" w:unhideWhenUsed="1"/>
-    <w:lsdException w:name="index 5" w:semiHidden="1" w:unhideWhenUsed="1"/>
-    <w:lsdException w:name="index 6" w:semiHidden="1" w:unhideWhenUsed="1"/>
-    <w:lsdException w:name="index 7" w:semiHidden="1" w:unhideWhenUsed="1"/>
-    <w:lsdException w:name="index 8" w:semiHidden="1" w:unhideWhenUsed="1"/>
-    <w:lsdException w:name="index 9" w:semiHidden="1" w:unhideWhenUsed="1"/>
-    <w:lsdException w:name="toc 1" w:semiHidden="1" w:uiPriority="39" w:unhideWhenUsed="1"/>
-    <w:lsdException w:name="toc 2" w:semiHidden="1" w:uiPriority="39" w:unhideWhenUsed="1"/>
-    <w:lsdException w:name="toc 3" w:semiHidden="1" w:uiPriority="39" w:unhideWhenUsed="1"/>
-    <w:lsdException w:name="toc 4" w:semiHidden="1" w:uiPriority="39" w:unhideWhenUsed="1"/>
-    <w:lsdException w:name="toc 5" w:semiHidden="1" w:uiPriority="39" w:unhideWhenUsed="1"/>
-    <w:lsdException w:name="toc 6" w:semiHidden="1" w:uiPriority="39" w:unhideWhenUsed="1"/>
-    <w:lsdException w:name="toc 7" w:semiHidden="1" w:uiPriority="39" w:unhideWhenUsed="1"/>
-    <w:lsdException w:name="toc 8" w:semiHidden="1" w:uiPriority="39" w:unhideWhenUsed="1"/>
-    <w:lsdException w:name="toc 9" w:semiHidden="1" w:uiPriority="39" w:unhideWhenUsed="1"/>
-    <w:lsdException w:name="Normal Indent" w:semiHidden="1" w:unhideWhenUsed="1"/>
-    <w:lsdException w:name="footnote text" w:semiHidden="1" w:unhideWhenUsed="1"/>
-    <w:lsdException w:name="annotation text" w:semiHidden="1" w:unhideWhenUsed="1"/>
-    <w:lsdException w:name="header" w:semiHidden="1" w:unhideWhenUsed="1"/>
-    <w:lsdException w:name="footer" w:semiHidden="1" w:unhideWhenUsed="1"/>
-    <w:lsdException w:name="index heading" w:semiHidden="1" w:unhideWhenUsed="1"/>
-    <w:lsdException w:name="caption" w:semiHidden="1" w:uiPriority="35" w:unhideWhenUsed="1" w:qFormat="1"/>
-    <w:lsdException w:name="table of figures" w:semiHidden="1" w:unhideWhenUsed="1"/>
-    <w:lsdException w:name="envelope address" w:semiHidden="1" w:unhideWhenUsed="1"/>
-    <w:lsdException w:name="envelope return" w:semiHidden="1" w:unhideWhenUsed="1"/>
-    <w:lsdException w:name="footnote reference" w:semiHidden="1" w:unhideWhenUsed="1"/>
-    <w:lsdException w:name="annotation reference" w:semiHidden="1" w:unhideWhenUsed="1"/>
-    <w:lsdException w:name="line number" w:semiHidden="1" w:unhideWhenUsed="1"/>
-    <w:lsdException w:name="page number" w:semiHidden="1" w:unhideWhenUsed="1"/>
-    <w:lsdException w:name="endnote reference" w:semiHidden="1" w:unhideWhenUsed="1"/>
-    <w:lsdException w:name="endnote text" w:semiHidden="1" w:unhideWhenUsed="1"/>
-    <w:lsdException w:name="table of authorities" w:semiHidden="1" w:unhideWhenUsed="1"/>
-    <w:lsdException w:name="macro" w:semiHidden="1" w:unhideWhenUsed="1"/>
-    <w:lsdException w:name="toa heading" w:semiHidden="1" w:unhideWhenUsed="1"/>
-    <w:lsdException w:name="List" w:semiHidden="1" w:unhideWhenUsed="1"/>
-    <w:lsdException w:name="List Bullet" w:semiHidden="1" w:unhideWhenUsed="1"/>
-    <w:lsdException w:name="List Number" w:semiHidden="1" w:unhideWhenUsed="1"/>
-    <w:lsdException w:name="List 2" w:semiHidden="1" w:unhideWhenUsed="1"/>
-    <w:lsdException w:name="List 3" w:semiHidden="1" w:unhideWhenUsed="1"/>
-    <w:lsdException w:name="List 4" w:semiHidden="1" w:unhideWhenUsed="1"/>
-    <w:lsdException w:name="List 5" w:semiHidden="1" w:unhideWhenUsed="1"/>
-    <w:lsdException w:name="List Bullet 2" w:semiHidden="1" w:unhideWhenUsed="1"/>
-    <w:lsdException w:name="List Bullet 3" w:semiHidden="1" w:unhideWhenUsed="1"/>
-    <w:lsdException w:name="List Bullet 4" w:semiHidden="1" w:unhideWhenUsed="1"/>
-    <w:lsdException w:name="List Bullet 5" w:semiHidden="1" w:unhideWhenUsed="1"/>
-    <w:lsdException w:name="List Number 2" w:semiHidden="1" w:unhideWhenUsed="1"/>
-    <w:lsdException w:name="List Number 3" w:semiHidden="1" w:unhideWhenUsed="1"/>
-    <w:lsdException w:name="List Number 4" w:semiHidden="1" w:unhideWhenUsed="1"/>
-    <w:lsdException w:name="List Number 5" w:semiHidden="1" w:unhideWhenUsed="1"/>
-    <w:lsdException w:name="Title" w:uiPriority="10" w:qFormat="1"/>
-    <w:lsdException w:name="Closing" w:semiHidden="1" w:unhideWhenUsed="1"/>
-    <w:lsdException w:name="Signature" w:semiHidden="1" w:unhideWhenUsed="1"/>
-    <w:lsdException w:name="Default Paragraph Font" w:semiHidden="1" w:uiPriority="1" w:unhideWhenUsed="1"/>
-    <w:lsdException w:name="Body Text" w:semiHidden="1" w:unhideWhenUsed="1"/>
-    <w:lsdException w:name="Body Text Indent" w:semiHidden="1" w:unhideWhenUsed="1"/>
-    <w:lsdException w:name="List Continue" w:semiHidden="1" w:unhideWhenUsed="1"/>
-    <w:lsdException w:name="List Continue 2" w:semiHidden="1" w:unhideWhenUsed="1"/>
-    <w:lsdException w:name="List Continue 3" w:semiHidden="1" w:unhideWhenUsed="1"/>
-    <w:lsdException w:name="List Continue 4" w:semiHidden="1" w:unhideWhenUsed="1"/>
-    <w:lsdException w:name="List Continue 5" w:semiHidden="1" w:unhideWhenUsed="1"/>
-    <w:lsdException w:name="Message Header" w:semiHidden="1" w:unhideWhenUsed="1"/>
-    <w:lsdException w:name="Subtitle" w:uiPriority="11" w:qFormat="1"/>
-    <w:lsdException w:name="Salutation" w:semiHidden="1" w:unhideWhenUsed="1"/>
-    <w:lsdException w:name="Date" w:semiHidden="1" w:unhideWhenUsed="1"/>
-    <w:lsdException w:name="Body Text First Indent" w:semiHidden="1" w:unhideWhenUsed="1"/>
-    <w:lsdException w:name="Body Text First Indent 2" w:semiHidden="1" w:unhideWhenUsed="1"/>
-    <w:lsdException w:name="Note Heading" w:semiHidden="1" w:unhideWhenUsed="1"/>
-    <w:lsdException w:name="Body Text 2" w:semiHidden="1" w:unhideWhenUsed="1"/>
-    <w:lsdException w:name="Body Text 3" w:semiHidden="1" w:unhideWhenUsed="1"/>
-    <w:lsdException w:name="Body Text Indent 2" w:semiHidden="1" w:unhideWhenUsed="1"/>
-    <w:lsdException w:name="Body Text Indent 3" w:semiHidden="1" w:unhideWhenUsed="1"/>
-    <w:lsdException w:name="Block Text" w:semiHidden="1" w:unhideWhenUsed="1"/>
-    <w:lsdException w:name="Hyperlink" w:semiHidden="1" w:unhideWhenUsed="1"/>
-    <w:lsdException w:name="FollowedHyperlink" w:semiHidden="1" w:unhideWhenUsed="1"/>
-    <w:lsdException w:name="Strong" w:uiPriority="22" w:qFormat="1"/>
-    <w:lsdException w:name="Emphasis" w:uiPriority="20" w:qFormat="1"/>
-    <w:lsdException w:name="Document Map" w:semiHidden="1" w:unhideWhenUsed="1"/>
-    <w:lsdException w:name="Plain Text" w:semiHidden="1" w:unhideWhenUsed="1"/>
-    <w:lsdException w:name="E-mail Signature" w:semiHidden="1" w:unhideWhenUsed="1"/>
-    <w:lsdException w:name="HTML Top of Form" w:semiHidden="1" w:unhideWhenUsed="1"/>
-    <w:lsdException w:name="HTML Bottom of Form" w:semiHidden="1" w:unhideWhenUsed="1"/>
-    <w:lsdException w:name="Normal (Web)" w:semiHidden="1" w:unhideWhenUsed="1"/>
-    <w:lsdException w:name="HTML Acronym" w:semiHidden="1" w:unhideWhenUsed="1"/>
-    <w:lsdException w:name="HTML Address" w:semiHidden="1" w:unhideWhenUsed="1"/>
-    <w:lsdException w:name="HTML Cite" w:semiHidden="1" w:unhideWhenUsed="1"/>
-    <w:lsdException w:name="HTML Code" w:semiHidden="1" w:unhideWhenUsed="1"/>
-    <w:lsdException w:name="HTML Definition" w:semiHidden="1" w:unhideWhenUsed="1"/>
-    <w:lsdException w:name="HTML Keyboard" w:semiHidden="1" w:unhideWhenUsed="1"/>
-    <w:lsdException w:name="HTML Preformatted" w:semiHidden="1" w:unhideWhenUsed="1"/>
-    <w:lsdException w:name="HTML Sample" w:semiHidden="1" w:unhideWhenUsed="1"/>
-    <w:lsdException w:name="HTML Typewriter" w:semiHidden="1" w:unhideWhenUsed="1"/>
-    <w:lsdException w:name="HTML Variable" w:semiHidden="1" w:unhideWhenUsed="1"/>
-    <w:lsdException w:name="Normal Table" w:semiHidden="1" w:unhideWhenUsed="1"/>
-    <w:lsdException w:name="annotation subject" w:semiHidden="1" w:unhideWhenUsed="1"/>
-    <w:lsdException w:name="No List" w:semiHidden="1" w:unhideWhenUsed="1"/>
-    <w:lsdException w:name="Outline List 1" w:semiHidden="1" w:unhideWhenUsed="1"/>
-    <w:lsdException w:name="Outline List 2" w:semiHidden="1" w:unhideWhenUsed="1"/>
-    <w:lsdException w:name="Outline List 3" w:semiHidden="1" w:unhideWhenUsed="1"/>
-    <w:lsdException w:name="Table Simple 1" w:semiHidden="1" w:unhideWhenUsed="1"/>
-    <w:lsdException w:name="Table Simple 2" w:semiHidden="1" w:unhideWhenUsed="1"/>
-    <w:lsdException w:name="Table Simple 3" w:semiHidden="1" w:unhideWhenUsed="1"/>
-    <w:lsdException w:name="Table Classic 1" w:semiHidden="1" w:unhideWhenUsed="1"/>
-    <w:lsdException w:name="Table Classic 2" w:semiHidden="1" w:unhideWhenUsed="1"/>
-    <w:lsdException w:name="Table Classic 3" w:semiHidden="1" w:unhideWhenUsed="1"/>
-    <w:lsdException w:name="Table Classic 4" w:semiHidden="1" w:unhideWhenUsed="1"/>
-    <w:lsdException w:name="Table Colorful 1" w:semiHidden="1" w:unhideWhenUsed="1"/>
-    <w:lsdException w:name="Table Colorful 2" w:semiHidden="1" w:unhideWhenUsed="1"/>
-    <w:lsdException w:name="Table Colorful 3" w:semiHidden="1" w:unhideWhenUsed="1"/>
-    <w:lsdException w:name="Table Columns 1" w:semiHidden="1" w:unhideWhenUsed="1"/>
-    <w:lsdException w:name="Table Columns 2" w:semiHidden="1" w:unhideWhenUsed="1"/>
-    <w:lsdException w:name="Table Columns 3" w:semiHidden="1" w:unhideWhenUsed="1"/>
-    <w:lsdException w:name="Table Columns 4" w:semiHidden="1" w:unhideWhenUsed="1"/>
-    <w:lsdException w:name="Table Columns 5" w:semiHidden="1" w:unhideWhenUsed="1"/>
-    <w:lsdException w:name="Table Grid 1" w:semiHidden="1" w:unhideWhenUsed="1"/>
-    <w:lsdException w:name="Table Grid 2" w:semiHidden="1" w:unhideWhenUsed="1"/>
-    <w:lsdException w:name="Table Grid 3" w:semiHidden="1" w:unhideWhenUsed="1"/>
-    <w:lsdException w:name="Table Grid 4" w:semiHidden="1" w:unhideWhenUsed="1"/>
-    <w:lsdException w:name="Table Grid 5" w:semiHidden="1" w:unhideWhenUsed="1"/>
-    <w:lsdException w:name="Table Grid 6" w:semiHidden="1" w:unhideWhenUsed="1"/>
-    <w:lsdException w:name="Table Grid 7" w:semiHidden="1" w:unhideWhenUsed="1"/>
-    <w:lsdException w:name="Table Grid 8" w:semiHidden="1" w:unhideWhenUsed="1"/>
-    <w:lsdException w:name="Table List 1" w:semiHidden="1" w:unhideWhenUsed="1"/>
-    <w:lsdException w:name="Table List 2" w:semiHidden="1" w:unhideWhenUsed="1"/>
-    <w:lsdException w:name="Table List 3" w:semiHidden="1" w:unhideWhenUsed="1"/>
-    <w:lsdException w:name="Table List 4" w:semiHidden="1" w:unhideWhenUsed="1"/>
-    <w:lsdException w:name="Table List 5" w:semiHidden="1" w:unhideWhenUsed="1"/>
-    <w:lsdException w:name="Table List 6" w:semiHidden="1" w:unhideWhenUsed="1"/>
-    <w:lsdException w:name="Table List 7" w:semiHidden="1" w:unhideWhenUsed="1"/>
-    <w:lsdException w:name="Table List 8" w:semiHidden="1" w:unhideWhenUsed="1"/>
-    <w:lsdException w:name="Table 3D effects 1" w:semiHidden="1" w:unhideWhenUsed="1"/>
-    <w:lsdException w:name="Table 3D effects 2" w:semiHidden="1" w:unhideWhenUsed="1"/>
-    <w:lsdException w:name="Table 3D effects 3" w:semiHidden="1" w:unhideWhenUsed="1"/>
-    <w:lsdException w:name="Table Contemporary" w:semiHidden="1" w:unhideWhenUsed="1"/>
-    <w:lsdException w:name="Table Elegant" w:semiHidden="1" w:unhideWhenUsed="1"/>
-    <w:lsdException w:name="Table Professional" w:semiHidden="1" w:unhideWhenUsed="1"/>
-    <w:lsdException w:name="Table Subtle 1" w:semiHidden="1" w:unhideWhenUsed="1"/>
-    <w:lsdException w:name="Table Subtle 2" w:semiHidden="1" w:unhideWhenUsed="1"/>
-    <w:lsdException w:name="Table Web 1" w:semiHidden="1" w:unhideWhenUsed="1"/>
-    <w:lsdException w:name="Table Web 2" w:semiHidden="1" w:unhideWhenUsed="1"/>
-    <w:lsdException w:name="Table Web 3" w:semiHidden="1" w:unhideWhenUsed="1"/>
-    <w:lsdException w:name="Balloon Text" w:semiHidden="1" w:unhideWhenUsed="1"/>
-    <w:lsdException w:name="Table Grid" w:uiPriority="39"/>
-    <w:lsdException w:name="Table Theme" w:semiHidden="1" w:unhideWhenUsed="1"/>
-    <w:lsdException w:name="Placeholder Text" w:semiHidden="1"/>
-    <w:lsdException w:name="No Spacing" w:uiPriority="1" w:qFormat="1"/>
-    <w:lsdException w:name="Light Shading" w:uiPriority="60"/>
-    <w:lsdException w:name="Light List" w:uiPriority="61"/>
-    <w:lsdException w:name="Light Grid" w:uiPriority="62"/>
-    <w:lsdException w:name="Medium Shading 1" w:uiPriority="63"/>
-    <w:lsdException w:name="Medium Shading 2" w:uiPriority="64"/>
-    <w:lsdException w:name="Medium List 1" w:uiPriority="65"/>
-    <w:lsdException w:name="Medium List 2" w:uiPriority="66"/>
-    <w:lsdException w:name="Medium Grid 1" w:uiPriority="67"/>
-    <w:lsdException w:name="Medium Grid 2" w:uiPriority="68"/>
-    <w:lsdException w:name="Medium Grid 3" w:uiPriority="69"/>
-    <w:lsdException w:name="Dark List" w:uiPriority="70"/>
-    <w:lsdException w:name="Colorful Shading" w:uiPriority="71"/>
-    <w:lsdException w:name="Colorful List" w:uiPriority="72"/>
-    <w:lsdException w:name="Colorful Grid" w:uiPriority="73"/>
-    <w:lsdException w:name="Light Shading Accent 1" w:uiPriority="60"/>
-    <w:lsdException w:name="Light List Accent 1" w:uiPriority="61"/>
-    <w:lsdException w:name="Light Grid Accent 1" w:uiPriority="62"/>
-    <w:lsdException w:name="Medium Shading 1 Accent 1" w:uiPriority="63"/>
-    <w:lsdException w:name="Medium Shading 2 Accent 1" w:uiPriority="64"/>
-    <w:lsdException w:name="Medium List 1 Accent 1" w:uiPriority="65"/>
-    <w:lsdException w:name="Revision" w:semiHidden="1"/>
-    <w:lsdException w:name="List Paragraph" w:uiPriority="34" w:qFormat="1"/>
-    <w:lsdException w:name="Quote" w:uiPriority="29" w:qFormat="1"/>
-    <w:lsdException w:name="Intense Quote" w:uiPriority="30" w:qFormat="1"/>
-    <w:lsdException w:name="Medium List 2 Accent 1" w:uiPriority="66"/>
-    <w:lsdException w:name="Medium Grid 1 Accent 1" w:uiPriority="67"/>
-    <w:lsdException w:name="Medium Grid 2 Accent 1" w:uiPriority="68"/>
-    <w:lsdException w:name="Medium Grid 3 Accent 1" w:uiPriority="69"/>
-    <w:lsdException w:name="Dark List Accent 1" w:uiPriority="70"/>
-    <w:lsdException w:name="Colorful Shading Accent 1" w:uiPriority="71"/>
-    <w:lsdException w:name="Colorful List Accent 1" w:uiPriority="72"/>
-    <w:lsdException w:name="Colorful Grid Accent 1" w:uiPriority="73"/>
-    <w:lsdException w:name="Light Shading Accent 2" w:uiPriority="60"/>
-    <w:lsdException w:name="Light List Accent 2" w:uiPriority="61"/>
-    <w:lsdException w:name="Light Grid Accent 2" w:uiPriority="62"/>
-    <w:lsdException w:name="Medium Shading 1 Accent 2" w:uiPriority="63"/>
-    <w:lsdException w:name="Medium Shading 2 Accent 2" w:uiPriority="64"/>
-    <w:lsdException w:name="Medium List 1 Accent 2" w:uiPriority="65"/>
-    <w:lsdException w:name="Medium List 2 Accent 2" w:uiPriority="66"/>
-    <w:lsdException w:name="Medium Grid 1 Accent 2" w:uiPriority="67"/>
-    <w:lsdException w:name="Medium Grid 2 Accent 2" w:uiPriority="68"/>
-    <w:lsdException w:name="Medium Grid 3 Accent 2" w:uiPriority="69"/>
-    <w:lsdException w:name="Dark List Accent 2" w:uiPriority="70"/>
-    <w:lsdException w:name="Colorful Shading Accent 2" w:uiPriority="71"/>
-    <w:lsdException w:name="Colorful List Accent 2" w:uiPriority="72"/>
-    <w:lsdException w:name="Colorful Grid Accent 2" w:uiPriority="73"/>
-    <w:lsdException w:name="Light Shading Accent 3" w:uiPriority="60"/>
-    <w:lsdException w:name="Light List Accent 3" w:uiPriority="61"/>
-    <w:lsdException w:name="Light Grid Accent 3" w:uiPriority="62"/>
-    <w:lsdException w:name="Medium Shading 1 Accent 3" w:uiPriority="63"/>
-    <w:lsdException w:name="Medium Shading 2 Accent 3" w:uiPriority="64"/>
-    <w:lsdException w:name="Medium List 1 Accent 3" w:uiPriority="65"/>
-    <w:lsdException w:name="Medium List 2 Accent 3" w:uiPriority="66"/>
-    <w:lsdException w:name="Medium Grid 1 Accent 3" w:uiPriority="67"/>
-    <w:lsdException w:name="Medium Grid 2 Accent 3" w:uiPriority="68"/>
-    <w:lsdException w:name="Medium Grid 3 Accent 3" w:uiPriority="69"/>
-    <w:lsdException w:name="Dark List Accent 3" w:uiPriority="70"/>
-    <w:lsdException w:name="Colorful Shading Accent 3" w:uiPriority="71"/>
-    <w:lsdException w:name="Colorful List Accent 3" w:uiPriority="72"/>
-    <w:lsdException w:name="Colorful Grid Accent 3" w:uiPriority="73"/>
-    <w:lsdException w:name="Light Shading Accent 4" w:uiPriority="60"/>
-    <w:lsdException w:name="Light List Accent 4" w:uiPriority="61"/>
-    <w:lsdException w:name="Light Grid Accent 4" w:uiPriority="62"/>
-    <w:lsdException w:name="Medium Shading 1 Accent 4" w:uiPriority="63"/>
-    <w:lsdException w:name="Medium Shading 2 Accent 4" w:uiPriority="64"/>
-    <w:lsdException w:name="Medium List 1 Accent 4" w:uiPriority="65"/>
-    <w:lsdException w:name="Medium List 2 Accent 4" w:uiPriority="66"/>
-    <w:lsdException w:name="Medium Grid 1 Accent 4" w:uiPriority="67"/>
-    <w:lsdException w:name="Medium Grid 2 Accent 4" w:uiPriority="68"/>
-    <w:lsdException w:name="Medium Grid 3 Accent 4" w:uiPriority="69"/>
-    <w:lsdException w:name="Dark List Accent 4" w:uiPriority="70"/>
-    <w:lsdException w:name="Colorful Shading Accent 4" w:uiPriority="71"/>
-    <w:lsdException w:name="Colorful List Accent 4" w:uiPriority="72"/>
-    <w:lsdException w:name="Colorful Grid Accent 4" w:uiPriority="73"/>
-    <w:lsdException w:name="Light Shading Accent 5" w:uiPriority="60"/>
-    <w:lsdException w:name="Light List Accent 5" w:uiPriority="61"/>
-    <w:lsdException w:name="Light Grid Accent 5" w:uiPriority="62"/>
-    <w:lsdException w:name="Medium Shading 1 Accent 5" w:uiPriority="63"/>
-    <w:lsdException w:name="Medium Shading 2 Accent 5" w:uiPriority="64"/>
-    <w:lsdException w:name="Medium List 1 Accent 5" w:uiPriority="65"/>
-    <w:lsdException w:name="Medium List 2 Accent 5" w:uiPriority="66"/>
-    <w:lsdException w:name="Medium Grid 1 Accent 5" w:uiPriority="67"/>
-    <w:lsdException w:name="Medium Grid 2 Accent 5" w:uiPriority="68"/>
-    <w:lsdException w:name="Medium Grid 3 Accent 5" w:uiPriority="69"/>
-    <w:lsdException w:name="Dark List Accent 5" w:uiPriority="70"/>
-    <w:lsdException w:name="Colorful Shading Accent 5" w:uiPriority="71"/>
-    <w:lsdException w:name="Colorful List Accent 5" w:uiPriority="72"/>
-    <w:lsdException w:name="Colorful Grid Accent 5" w:uiPriority="73"/>
-    <w:lsdException w:name="Light Shading Accent 6" w:uiPriority="60"/>
-    <w:lsdException w:name="Light List Accent 6" w:uiPriority="61"/>
-    <w:lsdException w:name="Light Grid Accent 6" w:uiPriority="62"/>
-    <w:lsdException w:name="Medium Shading 1 Accent 6" w:uiPriority="63"/>
-    <w:lsdException w:name="Medium Shading 2 Accent 6" w:uiPriority="64"/>
-    <w:lsdException w:name="Medium List 1 Accent 6" w:uiPriority="65"/>
-    <w:lsdException w:name="Medium List 2 Accent 6" w:uiPriority="66"/>
-    <w:lsdException w:name="Medium Grid 1 Accent 6" w:uiPriority="67"/>
-    <w:lsdException w:name="Medium Grid 2 Accent 6" w:uiPriority="68"/>
-    <w:lsdException w:name="Medium Grid 3 Accent 6" w:uiPriority="69"/>
-    <w:lsdException w:name="Dark List Accent 6" w:uiPriority="70"/>
-    <w:lsdException w:name="Colorful Shading Accent 6" w:uiPriority="71"/>
-    <w:lsdException w:name="Colorful List Accent 6" w:uiPriority="72"/>
-    <w:lsdException w:name="Colorful Grid Accent 6" w:uiPriority="73"/>
-    <w:lsdException w:name="Subtle Emphasis" w:uiPriority="19" w:qFormat="1"/>
-    <w:lsdException w:name="Intense Emphasis" w:uiPriority="21" w:qFormat="1"/>
-    <w:lsdException w:name="Subtle Reference" w:uiPriority="31" w:qFormat="1"/>
-    <w:lsdException w:name="Intense Reference" w:uiPriority="32" w:qFormat="1"/>
-    <w:lsdException w:name="Book Title" w:uiPriority="33" w:qFormat="1"/>
-    <w:lsdException w:name="Bibliography" w:semiHidden="1" w:uiPriority="37" w:unhideWhenUsed="1"/>
-    <w:lsdException w:name="TOC Heading" w:semiHidden="1" w:uiPriority="39" w:unhideWhenUsed="1" w:qFormat="1"/>
-    <w:lsdException w:name="Plain Table 1" w:uiPriority="41"/>
-    <w:lsdException w:name="Plain Table 2" w:uiPriority="42"/>
-    <w:lsdException w:name="Plain Table 3" w:uiPriority="43"/>
-    <w:lsdException w:name="Plain Table 4" w:uiPriority="44"/>
-    <w:lsdException w:name="Plain Table 5" w:uiPriority="45"/>
-    <w:lsdException w:name="Grid Table Light" w:uiPriority="40"/>
-    <w:lsdException w:name="Grid Table 1 Light" w:uiPriority="46"/>
-    <w:lsdException w:name="Grid Table 2" w:uiPriority="47"/>
-    <w:lsdException w:name="Grid Table 3" w:uiPriority="48"/>
-    <w:lsdException w:name="Grid Table 4" w:uiPriority="49"/>
-    <w:lsdException w:name="Grid Table 5 Dark" w:uiPriority="50"/>
-    <w:lsdException w:name="Grid Table 6 Colorful" w:uiPriority="51"/>
-    <w:lsdException w:name="Grid Table 7 Colorful" w:uiPriority="52"/>
-    <w:lsdException w:name="Grid Table 1 Light Accent 1" w:uiPriority="46"/>
-    <w:lsdException w:name="Grid Table 2 Accent 1" w:uiPriority="47"/>
-    <w:lsdException w:name="Grid Table 3 Accent 1" w:uiPriority="48"/>
-    <w:lsdException w:name="Grid Table 4 Accent 1" w:uiPriority="49"/>
-    <w:lsdException w:name="Grid Table 5 Dark Accent 1" w:uiPriority="50"/>
-    <w:lsdException w:name="Grid Table 6 Colorful Accent 1" w:uiPriority="51"/>
-    <w:lsdException w:name="Grid Table 7 Colorful Accent 1" w:uiPriority="52"/>
-    <w:lsdException w:name="Grid Table 1 Light Accent 2" w:uiPriority="46"/>
-    <w:lsdException w:name="Grid Table 2 Accent 2" w:uiPriority="47"/>
-    <w:lsdException w:name="Grid Table 3 Accent 2" w:uiPriority="48"/>
-    <w:lsdException w:name="Grid Table 4 Accent 2" w:uiPriority="49"/>
-    <w:lsdException w:name="Grid Table 5 Dark Accent 2" w:uiPriority="50"/>
-    <w:lsdException w:name="Grid Table 6 Colorful Accent 2" w:uiPriority="51"/>
-    <w:lsdException w:name="Grid Table 7 Colorful Accent 2" w:uiPriority="52"/>
-    <w:lsdException w:name="Grid Table 1 Light Accent 3" w:uiPriority="46"/>
-    <w:lsdException w:name="Grid Table 2 Accent 3" w:uiPriority="47"/>
-    <w:lsdException w:name="Grid Table 3 Accent 3" w:uiPriority="48"/>
-    <w:lsdException w:name="Grid Table 4 Accent 3" w:uiPriority="49"/>
-    <w:lsdException w:name="Grid Table 5 Dark Accent 3" w:uiPriority="50"/>
-    <w:lsdException w:name="Grid Table 6 Colorful Accent 3" w:uiPriority="51"/>
-    <w:lsdException w:name="Grid Table 7 Colorful Accent 3" w:uiPriority="52"/>
-    <w:lsdException w:name="Grid Table 1 Light Accent 4" w:uiPriority="46"/>
-    <w:lsdException w:name="Grid Table 2 Accent 4" w:uiPriority="47"/>
-    <w:lsdException w:name="Grid Table 3 Accent 4" w:uiPriority="48"/>
-    <w:lsdException w:name="Grid Table 4 Accent 4" w:uiPriority="49"/>
-    <w:lsdException w:name="Grid Table 5 Dark Accent 4" w:uiPriority="50"/>
-    <w:lsdException w:name="Grid Table 6 Colorful Accent 4" w:uiPriority="51"/>
-    <w:lsdException w:name="Grid Table 7 Colorful Accent 4" w:uiPriority="52"/>
-    <w:lsdException w:name="Grid Table 1 Light Accent 5" w:uiPriority="46"/>
-    <w:lsdException w:name="Grid Table 2 Accent 5" w:uiPriority="47"/>
-    <w:lsdException w:name="Grid Table 3 Accent 5" w:uiPriority="48"/>
-    <w:lsdException w:name="Grid Table 4 Accent 5" w:uiPriority="49"/>
-    <w:lsdException w:name="Grid Table 5 Dark Accent 5" w:uiPriority="50"/>
-    <w:lsdException w:name="Grid Table 6 Colorful Accent 5" w:uiPriority="51"/>
-    <w:lsdException w:name="Grid Table 7 Colorful Accent 5" w:uiPriority="52"/>
-    <w:lsdException w:name="Grid Table 1 Light Accent 6" w:uiPriority="46"/>
-    <w:lsdException w:name="Grid Table 2 Accent 6" w:uiPriority="47"/>
-    <w:lsdException w:name="Grid Table 3 Accent 6" w:uiPriority="48"/>
-    <w:lsdException w:name="Grid Table 4 Accent 6" w:uiPriority="49"/>
-    <w:lsdException w:name="Grid Table 5 Dark Accent 6" w:uiPriority="50"/>
-    <w:lsdException w:name="Grid Table 6 Colorful Accent 6" w:uiPriority="51"/>
-    <w:lsdException w:name="Grid Table 7 Colorful Accent 6" w:uiPriority="52"/>
-    <w:lsdException w:name="List Table 1 Light" w:uiPriority="46"/>
-    <w:lsdException w:name="List Table 2" w:uiPriority="47"/>
-    <w:lsdException w:name="List Table 3" w:uiPriority="48"/>
-    <w:lsdException w:name="List Table 4" w:uiPriority="49"/>
-    <w:lsdException w:name="List Table 5 Dark" w:uiPriority="50"/>
-    <w:lsdException w:name="List Table 6 Colorful" w:uiPriority="51"/>
-    <w:lsdException w:name="List Table 7 Colorful" w:uiPriority="52"/>
-    <w:lsdException w:name="List Table 1 Light Accent 1" w:uiPriority="46"/>
-    <w:lsdException w:name="List Table 2 Accent 1" w:uiPriority="47"/>
-    <w:lsdException w:name="List Table 3 Accent 1" w:uiPriority="48"/>
-    <w:lsdException w:name="List Table 4 Accent 1" w:uiPriority="49"/>
-    <w:lsdException w:name="List Table 5 Dark Accent 1" w:uiPriority="50"/>
-    <w:lsdException w:name="List Table 6 Colorful Accent 1" w:uiPriority="51"/>
-    <w:lsdException w:name="List Table 7 Colorful Accent 1" w:uiPriority="52"/>
-    <w:lsdException w:name="List Table 1 Light Accent 2" w:uiPriority="46"/>
-    <w:lsdException w:name="List Table 2 Accent 2" w:uiPriority="47"/>
-    <w:lsdException w:name="List Table 3 Accent 2" w:uiPriority="48"/>
-    <w:lsdException w:name="List Table 4 Accent 2" w:uiPriority="49"/>
-    <w:lsdException w:name="List Table 5 Dark Accent 2" w:uiPriority="50"/>
-    <w:lsdException w:name="List Table 6 Colorful Accent 2" w:uiPriority="51"/>
-    <w:lsdException w:name="List Table 7 Colorful Accent 2" w:uiPriority="52"/>
-    <w:lsdException w:name="List Table 1 Light Accent 3" w:uiPriority="46"/>
-    <w:lsdException w:name="List Table 2 Accent 3" w:uiPriority="47"/>
-    <w:lsdException w:name="List Table 3 Accent 3" w:uiPriority="48"/>
-    <w:lsdException w:name="List Table 4 Accent 3" w:uiPriority="49"/>
-    <w:lsdException w:name="List Table 5 Dark Accent 3" w:uiPriority="50"/>
-    <w:lsdException w:name="List Table 6 Colorful Accent 3" w:uiPriority="51"/>
-    <w:lsdException w:name="List Table 7 Colorful Accent 3" w:uiPriority="52"/>
-    <w:lsdException w:name="List Table 1 Light Accent 4" w:uiPriority="46"/>
-    <w:lsdException w:name="List Table 2 Accent 4" w:uiPriority="47"/>
-    <w:lsdException w:name="List Table 3 Accent 4" w:uiPriority="48"/>
-    <w:lsdException w:name="List Table 4 Accent 4" w:uiPriority="49"/>
-    <w:lsdException w:name="List Table 5 Dark Accent 4" w:uiPriority="50"/>
-    <w:lsdException w:name="List Table 6 Colorful Accent 4" w:uiPriority="51"/>
-    <w:lsdException w:name="List Table 7 Colorful Accent 4" w:uiPriority="52"/>
-    <w:lsdException w:name="List Table 1 Light Accent 5" w:uiPriority="46"/>
-    <w:lsdException w:name="List Table 2 Accent 5" w:uiPriority="47"/>
-    <w:lsdException w:name="List Table 3 Accent 5" w:uiPriority="48"/>
-    <w:lsdException w:name="List Table 4 Accent 5" w:uiPriority="49"/>
-    <w:lsdException w:name="List Table 5 Dark Accent 5" w:uiPriority="50"/>
-    <w:lsdException w:name="List Table 6 Colorful Accent 5" w:uiPriority="51"/>
-    <w:lsdException w:name="List Table 7 Colorful Accent 5" w:uiPriority="52"/>
-    <w:lsdException w:name="List Table 1 Light Accent 6" w:uiPriority="46"/>
-    <w:lsdException w:name="List Table 2 Accent 6" w:uiPriority="47"/>
-    <w:lsdException w:name="List Table 3 Accent 6" w:uiPriority="48"/>
-    <w:lsdException w:name="List Table 4 Accent 6" w:uiPriority="49"/>
-    <w:lsdException w:name="List Table 5 Dark Accent 6" w:uiPriority="50"/>
-    <w:lsdException w:name="List Table 6 Colorful Accent 6" w:uiPriority="51"/>
-    <w:lsdException w:name="List Table 7 Colorful Accent 6" w:uiPriority="52"/>
-  </w:latentStyles>
-  <w:style w:type="paragraph" w:default="1" w:styleId="Normal">
-    <w:name w:val="Normal"/>
-    <w:qFormat/>
-  </w:style>
-  <w:style w:type="character" w:default="1" w:styleId="Fuentedeprrafopredeter">
-    <w:name w:val="Default Paragraph Font"/>
-    <w:uiPriority w:val="1"/>
-    <w:semiHidden/>
-    <w:unhideWhenUsed/>
-  </w:style>
-  <w:style w:type="table" w:default="1" w:styleId="Tablanormal">
-    <w:name w:val="Normal Table"/>
-    <w:uiPriority w:val="99"/>
-    <w:semiHidden/>
-    <w:unhideWhenUsed/>
-    <w:tblPr>
-      <w:tblInd w:w="0" w:type="dxa"/>
-      <w:tblCellMar>
-        <w:top w:w="0" w:type="dxa"/>
-        <w:left w:w="108" w:type="dxa"/>
-        <w:bottom w:w="0" w:type="dxa"/>
-        <w:right w:w="108" w:type="dxa"/>
-      </w:tblCellMar>
-    </w:tblPr>
-  </w:style>
-  <w:style w:type="numbering" w:default="1" w:styleId="Sinlista">
-    <w:name w:val="No List"/>
-    <w:uiPriority w:val="99"/>
-    <w:semiHidden/>
-    <w:unhideWhenUsed/>
-  </w:style>
-</w:styles>
-</file>
-
-<file path=word/glossary/webSettings.xml><?xml version="1.0" encoding="utf-8"?>
-<w:webSettings xmlns:mc="http://schemas.openxmlformats.org/markup-compatibility/2006" xmlns:r="http://schemas.openxmlformats.org/officeDocument/2006/relationships" xmlns:w="http://schemas.openxmlformats.org/wordprocessingml/2006/main" xmlns:w14="http://schemas.microsoft.com/office/word/2010/wordml" xmlns:w15="http://schemas.microsoft.com/office/word/2012/wordml" xmlns:w16se="http://schemas.microsoft.com/office/word/2015/wordml/symex" mc:Ignorable="w14 w15 w16se"/>
 </file>
 
 <file path=word/theme/theme1.xml><?xml version="1.0" encoding="utf-8"?>
@@ -9000,6 +8634,25 @@
 </file>
 
 <file path=customXml/item1.xml><?xml version="1.0" encoding="utf-8"?>
+<b:Sources xmlns:b="http://schemas.openxmlformats.org/officeDocument/2006/bibliography" xmlns="http://schemas.openxmlformats.org/officeDocument/2006/bibliography" SelectedStyle="\APASixthEditionOfficeOnline.xsl" StyleName="APA" Version="6"/>
+</file>
+
+<file path=customXml/item2.xml><?xml version="1.0" encoding="utf-8"?>
+<?mso-contentType ?>
+<FormTemplates xmlns="http://schemas.microsoft.com/sharepoint/v3/contenttype/forms">
+  <Display>DocumentLibraryForm</Display>
+  <Edit>DocumentLibraryForm</Edit>
+  <New>DocumentLibraryForm</New>
+</FormTemplates>
+</file>
+
+<file path=customXml/item3.xml><?xml version="1.0" encoding="utf-8"?>
+<p:properties xmlns:p="http://schemas.microsoft.com/office/2006/metadata/properties" xmlns:xsi="http://www.w3.org/2001/XMLSchema-instance" xmlns:pc="http://schemas.microsoft.com/office/infopath/2007/PartnerControls">
+  <documentManagement/>
+</p:properties>
+</file>
+
+<file path=customXml/item4.xml><?xml version="1.0" encoding="utf-8"?>
 <ct:contentTypeSchema xmlns:ct="http://schemas.microsoft.com/office/2006/metadata/contentType" xmlns:ma="http://schemas.microsoft.com/office/2006/metadata/properties/metaAttributes" ct:_="" ma:_="" ma:contentTypeName="Documento" ma:contentTypeID="0x010100E96778489EE7714D8BD12CC105EB918B" ma:contentTypeVersion="2" ma:contentTypeDescription="Crear nuevo documento." ma:contentTypeScope="" ma:versionID="416c5c7ae9b5d54d83875cd3c65194e3">
   <xsd:schema xmlns:xsd="http://www.w3.org/2001/XMLSchema" xmlns:xs="http://www.w3.org/2001/XMLSchema" xmlns:p="http://schemas.microsoft.com/office/2006/metadata/properties" xmlns:ns2="126e8a1c-9ea9-435a-ac89-d06c80d62e30" targetNamespace="http://schemas.microsoft.com/office/2006/metadata/properties" ma:root="true" ma:fieldsID="70a237c842677bd850644f8595079f5e" ns2:_="">
     <xsd:import namespace="126e8a1c-9ea9-435a-ac89-d06c80d62e30"/>
@@ -9131,26 +8784,32 @@
 </ct:contentTypeSchema>
 </file>
 
-<file path=customXml/item2.xml><?xml version="1.0" encoding="utf-8"?>
-<p:properties xmlns:p="http://schemas.microsoft.com/office/2006/metadata/properties" xmlns:xsi="http://www.w3.org/2001/XMLSchema-instance" xmlns:pc="http://schemas.microsoft.com/office/infopath/2007/PartnerControls">
-  <documentManagement/>
-</p:properties>
+<file path=customXml/itemProps1.xml><?xml version="1.0" encoding="utf-8"?>
+<ds:datastoreItem xmlns:ds="http://schemas.openxmlformats.org/officeDocument/2006/customXml" ds:itemID="{FBD61725-A60E-40F3-AB5D-0E7F797DD77D}">
+  <ds:schemaRefs>
+    <ds:schemaRef ds:uri="http://schemas.openxmlformats.org/officeDocument/2006/bibliography"/>
+  </ds:schemaRefs>
+</ds:datastoreItem>
 </file>
 
-<file path=customXml/item3.xml><?xml version="1.0" encoding="utf-8"?>
-<?mso-contentType ?>
-<FormTemplates xmlns="http://schemas.microsoft.com/sharepoint/v3/contenttype/forms">
-  <Display>DocumentLibraryForm</Display>
-  <Edit>DocumentLibraryForm</Edit>
-  <New>DocumentLibraryForm</New>
-</FormTemplates>
+<file path=customXml/itemProps2.xml><?xml version="1.0" encoding="utf-8"?>
+<ds:datastoreItem xmlns:ds="http://schemas.openxmlformats.org/officeDocument/2006/customXml" ds:itemID="{DABAA964-10BA-4DBC-ABF2-CDEAC0FAF7AA}">
+  <ds:schemaRefs>
+    <ds:schemaRef ds:uri="http://schemas.microsoft.com/sharepoint/v3/contenttype/forms"/>
+  </ds:schemaRefs>
+</ds:datastoreItem>
 </file>
 
-<file path=customXml/item4.xml><?xml version="1.0" encoding="utf-8"?>
-<b:Sources xmlns:b="http://schemas.openxmlformats.org/officeDocument/2006/bibliography" xmlns="http://schemas.openxmlformats.org/officeDocument/2006/bibliography" SelectedStyle="\APASixthEditionOfficeOnline.xsl" StyleName="APA" Version="6"/>
+<file path=customXml/itemProps3.xml><?xml version="1.0" encoding="utf-8"?>
+<ds:datastoreItem xmlns:ds="http://schemas.openxmlformats.org/officeDocument/2006/customXml" ds:itemID="{5F1783E3-BA1C-4CA3-8E32-C9B378BBED03}">
+  <ds:schemaRefs>
+    <ds:schemaRef ds:uri="http://schemas.microsoft.com/office/2006/metadata/properties"/>
+    <ds:schemaRef ds:uri="http://schemas.microsoft.com/office/infopath/2007/PartnerControls"/>
+  </ds:schemaRefs>
+</ds:datastoreItem>
 </file>
 
-<file path=customXml/itemProps1.xml><?xml version="1.0" encoding="utf-8"?>
+<file path=customXml/itemProps4.xml><?xml version="1.0" encoding="utf-8"?>
 <ds:datastoreItem xmlns:ds="http://schemas.openxmlformats.org/officeDocument/2006/customXml" ds:itemID="{DF0582E6-0C2C-40A6-8E3D-E410E41021C1}">
   <ds:schemaRefs>
     <ds:schemaRef ds:uri="http://schemas.microsoft.com/office/2006/metadata/contentType"/>
@@ -9166,36 +8825,4 @@
     <ds:schemaRef ds:uri="http://schemas.microsoft.com/internal/obd"/>
   </ds:schemaRefs>
 </ds:datastoreItem>
-</file>
-
-<file path=customXml/itemProps2.xml><?xml version="1.0" encoding="utf-8"?>
-<ds:datastoreItem xmlns:ds="http://schemas.openxmlformats.org/officeDocument/2006/customXml" ds:itemID="{5F1783E3-BA1C-4CA3-8E32-C9B378BBED03}">
-  <ds:schemaRefs>
-    <ds:schemaRef ds:uri="http://schemas.openxmlformats.org/package/2006/metadata/core-properties"/>
-    <ds:schemaRef ds:uri="http://schemas.microsoft.com/office/infopath/2007/PartnerControls"/>
-    <ds:schemaRef ds:uri="http://purl.org/dc/elements/1.1/"/>
-    <ds:schemaRef ds:uri="http://schemas.microsoft.com/office/2006/documentManagement/types"/>
-    <ds:schemaRef ds:uri="http://schemas.microsoft.com/office/2006/metadata/properties"/>
-    <ds:schemaRef ds:uri="126e8a1c-9ea9-435a-ac89-d06c80d62e30"/>
-    <ds:schemaRef ds:uri="http://purl.org/dc/terms/"/>
-    <ds:schemaRef ds:uri="http://purl.org/dc/dcmitype/"/>
-    <ds:schemaRef ds:uri="http://www.w3.org/XML/1998/namespace"/>
-  </ds:schemaRefs>
-</ds:datastoreItem>
-</file>
-
-<file path=customXml/itemProps3.xml><?xml version="1.0" encoding="utf-8"?>
-<ds:datastoreItem xmlns:ds="http://schemas.openxmlformats.org/officeDocument/2006/customXml" ds:itemID="{DABAA964-10BA-4DBC-ABF2-CDEAC0FAF7AA}">
-  <ds:schemaRefs>
-    <ds:schemaRef ds:uri="http://schemas.microsoft.com/sharepoint/v3/contenttype/forms"/>
-  </ds:schemaRefs>
-</ds:datastoreItem>
-</file>
-
-<file path=customXml/itemProps4.xml><?xml version="1.0" encoding="utf-8"?>
-<ds:datastoreItem xmlns:ds="http://schemas.openxmlformats.org/officeDocument/2006/customXml" ds:itemID="{FBD61725-A60E-40F3-AB5D-0E7F797DD77D}">
-  <ds:schemaRefs>
-    <ds:schemaRef ds:uri="http://schemas.openxmlformats.org/officeDocument/2006/bibliography"/>
-  </ds:schemaRefs>
-</ds:datastoreItem>
 </file>